--- a/docs/system_design_progress_lot_revision_20260819.docx
+++ b/docs/system_design_progress_lot_revision_20260819.docx
@@ -4,6 +4,7 @@
   <w:body>
     <w:p>
       <w:pPr>
+        <w:spacing w:after="280"/>
         <w:jc w:val="center"/>
       </w:pPr>
       <w:r>
@@ -16,212 +17,81 @@
         <w:t>進捗・注番管理改修 システム設計書</w:t>
       </w:r>
     </w:p>
-    <w:tbl>
-      <w:tblPr>
-        <w:tblStyle w:val="TableGrid"/>
-        <w:tblW w:type="auto" w:w="0"/>
-        <w:jc w:val="center"/>
-        <w:tblLook w:firstColumn="1" w:firstRow="1" w:lastColumn="0" w:lastRow="0" w:noHBand="0" w:noVBand="1" w:val="04A0"/>
-      </w:tblPr>
-      <w:tblGrid>
-        <w:gridCol w:w="5100"/>
-        <w:gridCol w:w="5100"/>
-      </w:tblGrid>
-      <w:tr>
-        <w:tc>
-          <w:tcPr>
-            <w:tcW w:type="dxa" w:w="5100"/>
-            <w:vAlign w:val="center"/>
-            <w:shd w:fill="1F2937"/>
-          </w:tcPr>
-          <w:p>
-            <w:pPr>
-              <w:spacing w:after="0"/>
-            </w:pPr>
-            <w:r/>
-            <w:r>
-              <w:rPr>
-                <w:rFonts w:ascii="Yu Gothic" w:hAnsi="Yu Gothic" w:eastAsia="Yu Gothic"/>
-                <w:b/>
-                <w:color w:val="FFFFFF"/>
-                <w:sz w:val="17"/>
-              </w:rPr>
-              <w:t>作成日</w:t>
-            </w:r>
-          </w:p>
-        </w:tc>
-        <w:tc>
-          <w:tcPr>
-            <w:tcW w:type="dxa" w:w="5100"/>
-            <w:vAlign w:val="center"/>
-          </w:tcPr>
-          <w:p>
-            <w:pPr>
-              <w:spacing w:after="0"/>
-            </w:pPr>
-            <w:r/>
-            <w:r>
-              <w:rPr>
-                <w:rFonts w:ascii="Yu Gothic" w:hAnsi="Yu Gothic" w:eastAsia="Yu Gothic"/>
-                <w:b w:val="0"/>
-                <w:color w:val="111827"/>
-                <w:sz w:val="17"/>
-              </w:rPr>
-              <w:t>2026年8月19日</w:t>
-            </w:r>
-          </w:p>
-        </w:tc>
-      </w:tr>
-      <w:tr>
-        <w:tc>
-          <w:tcPr>
-            <w:tcW w:type="dxa" w:w="5100"/>
-            <w:vAlign w:val="center"/>
-            <w:shd w:fill="1F2937"/>
-          </w:tcPr>
-          <w:p>
-            <w:pPr>
-              <w:spacing w:after="0"/>
-            </w:pPr>
-            <w:r/>
-            <w:r>
-              <w:rPr>
-                <w:rFonts w:ascii="Yu Gothic" w:hAnsi="Yu Gothic" w:eastAsia="Yu Gothic"/>
-                <w:b/>
-                <w:color w:val="FFFFFF"/>
-                <w:sz w:val="17"/>
-              </w:rPr>
-              <w:t>対象システム</w:t>
-            </w:r>
-          </w:p>
-        </w:tc>
-        <w:tc>
-          <w:tcPr>
-            <w:tcW w:type="dxa" w:w="5100"/>
-            <w:vAlign w:val="center"/>
-          </w:tcPr>
-          <w:p>
-            <w:pPr>
-              <w:spacing w:after="0"/>
-            </w:pPr>
-            <w:r/>
-            <w:r>
-              <w:rPr>
-                <w:rFonts w:ascii="Yu Gothic" w:hAnsi="Yu Gothic" w:eastAsia="Yu Gothic"/>
-                <w:b w:val="0"/>
-                <w:color w:val="111827"/>
-                <w:sz w:val="17"/>
-              </w:rPr>
-              <w:t>kawane-app</w:t>
-            </w:r>
-          </w:p>
-        </w:tc>
-      </w:tr>
-      <w:tr>
-        <w:tc>
-          <w:tcPr>
-            <w:tcW w:type="dxa" w:w="5100"/>
-            <w:vAlign w:val="center"/>
-            <w:shd w:fill="1F2937"/>
-          </w:tcPr>
-          <w:p>
-            <w:pPr>
-              <w:spacing w:after="0"/>
-            </w:pPr>
-            <w:r/>
-            <w:r>
-              <w:rPr>
-                <w:rFonts w:ascii="Yu Gothic" w:hAnsi="Yu Gothic" w:eastAsia="Yu Gothic"/>
-                <w:b/>
-                <w:color w:val="FFFFFF"/>
-                <w:sz w:val="17"/>
-              </w:rPr>
-              <w:t>対象範囲</w:t>
-            </w:r>
-          </w:p>
-        </w:tc>
-        <w:tc>
-          <w:tcPr>
-            <w:tcW w:type="dxa" w:w="5100"/>
-            <w:vAlign w:val="center"/>
-          </w:tcPr>
-          <w:p>
-            <w:pPr>
-              <w:spacing w:after="0"/>
-            </w:pPr>
-            <w:r/>
-            <w:r>
-              <w:rPr>
-                <w:rFonts w:ascii="Yu Gothic" w:hAnsi="Yu Gothic" w:eastAsia="Yu Gothic"/>
-                <w:b w:val="0"/>
-                <w:color w:val="111827"/>
-                <w:sz w:val="17"/>
-              </w:rPr>
-              <w:t>進捗管理、実績登録、生産予定、在庫マスタ、注番管理、工程間移動、超過生産、部署別表示</w:t>
-            </w:r>
-          </w:p>
-        </w:tc>
-      </w:tr>
-      <w:tr>
-        <w:tc>
-          <w:tcPr>
-            <w:tcW w:type="dxa" w:w="5100"/>
-            <w:vAlign w:val="center"/>
-            <w:shd w:fill="1F2937"/>
-          </w:tcPr>
-          <w:p>
-            <w:pPr>
-              <w:spacing w:after="0"/>
-            </w:pPr>
-            <w:r/>
-            <w:r>
-              <w:rPr>
-                <w:rFonts w:ascii="Yu Gothic" w:hAnsi="Yu Gothic" w:eastAsia="Yu Gothic"/>
-                <w:b/>
-                <w:color w:val="FFFFFF"/>
-                <w:sz w:val="17"/>
-              </w:rPr>
-              <w:t>前工程成果物</w:t>
-            </w:r>
-          </w:p>
-        </w:tc>
-        <w:tc>
-          <w:tcPr>
-            <w:tcW w:type="dxa" w:w="5100"/>
-            <w:vAlign w:val="center"/>
-          </w:tcPr>
-          <w:p>
-            <w:pPr>
-              <w:spacing w:after="0"/>
-            </w:pPr>
-            <w:r/>
-            <w:r>
-              <w:rPr>
-                <w:rFonts w:ascii="Yu Gothic" w:hAnsi="Yu Gothic" w:eastAsia="Yu Gothic"/>
-                <w:b w:val="0"/>
-                <w:color w:val="111827"/>
-                <w:sz w:val="17"/>
-              </w:rPr>
-              <w:t>requirements_progress_lot_revision_20260802.md / requirements_progress_lot_revision_20260818.docx</w:t>
-            </w:r>
-          </w:p>
-        </w:tc>
-      </w:tr>
-    </w:tbl>
-    <w:p/>
+    <w:p>
+      <w:pPr>
+        <w:spacing w:after="80"/>
+      </w:pPr>
+      <w:r>
+        <w:rPr>
+          <w:rFonts w:ascii="Yu Gothic" w:hAnsi="Yu Gothic" w:eastAsia="Yu Gothic"/>
+          <w:b w:val="0"/>
+          <w:color w:val="111827"/>
+          <w:sz w:val="20"/>
+        </w:rPr>
+        <w:t xml:space="preserve">作成日: 2026年8月19日  </w:t>
+      </w:r>
+    </w:p>
+    <w:p>
+      <w:pPr>
+        <w:spacing w:after="80"/>
+      </w:pPr>
+      <w:r>
+        <w:rPr>
+          <w:rFonts w:ascii="Yu Gothic" w:hAnsi="Yu Gothic" w:eastAsia="Yu Gothic"/>
+          <w:b w:val="0"/>
+          <w:color w:val="111827"/>
+          <w:sz w:val="20"/>
+        </w:rPr>
+        <w:t xml:space="preserve">対象システム: kawane-app  </w:t>
+      </w:r>
+    </w:p>
+    <w:p>
+      <w:pPr>
+        <w:spacing w:after="80"/>
+      </w:pPr>
+      <w:r>
+        <w:rPr>
+          <w:rFonts w:ascii="Yu Gothic" w:hAnsi="Yu Gothic" w:eastAsia="Yu Gothic"/>
+          <w:b w:val="0"/>
+          <w:color w:val="111827"/>
+          <w:sz w:val="20"/>
+        </w:rPr>
+        <w:t xml:space="preserve">対象範囲: 進捗管理、実績登録、生産予定、在庫マスタ、注番管理、工程間移動、超過生産、部署別表示  </w:t>
+      </w:r>
+    </w:p>
+    <w:p>
+      <w:pPr>
+        <w:spacing w:after="80"/>
+      </w:pPr>
+      <w:r>
+        <w:rPr>
+          <w:rFonts w:ascii="Yu Gothic" w:hAnsi="Yu Gothic" w:eastAsia="Yu Gothic"/>
+          <w:b w:val="0"/>
+          <w:color w:val="111827"/>
+          <w:sz w:val="20"/>
+        </w:rPr>
+        <w:t>前工程成果物: requirements_progress_lot_revision_20260802.md / requirements_progress_lot_revision_20260818.docx</w:t>
+      </w:r>
+    </w:p>
     <w:p>
       <w:pPr>
         <w:pStyle w:val="Heading1"/>
-        <w:spacing w:before="200" w:after="80"/>
+        <w:spacing w:after="80"/>
       </w:pPr>
       <w:r>
+        <w:rPr>
+          <w:rFonts w:ascii="Yu Gothic" w:hAnsi="Yu Gothic" w:eastAsia="Yu Gothic"/>
+          <w:b w:val="0"/>
+          <w:color w:val="111827"/>
+          <w:sz w:val="20"/>
+        </w:rPr>
         <w:t>1. 設計方針</w:t>
       </w:r>
     </w:p>
     <w:p>
       <w:pPr>
         <w:pStyle w:val="ListBullet"/>
-        <w:spacing w:after="60"/>
+        <w:spacing w:after="80"/>
         <w:ind w:left="312" w:hanging="142"/>
       </w:pPr>
       <w:r>
@@ -237,7 +107,7 @@
     <w:p>
       <w:pPr>
         <w:pStyle w:val="ListBullet"/>
-        <w:spacing w:after="60"/>
+        <w:spacing w:after="80"/>
         <w:ind w:left="312" w:hanging="142"/>
       </w:pPr>
       <w:r>
@@ -253,7 +123,7 @@
     <w:p>
       <w:pPr>
         <w:pStyle w:val="ListBullet"/>
-        <w:spacing w:after="60"/>
+        <w:spacing w:after="80"/>
         <w:ind w:left="312" w:hanging="142"/>
       </w:pPr>
       <w:r>
@@ -269,7 +139,7 @@
     <w:p>
       <w:pPr>
         <w:pStyle w:val="ListBullet"/>
-        <w:spacing w:after="60"/>
+        <w:spacing w:after="80"/>
         <w:ind w:left="312" w:hanging="142"/>
       </w:pPr>
       <w:r>
@@ -285,7 +155,7 @@
     <w:p>
       <w:pPr>
         <w:pStyle w:val="ListBullet"/>
-        <w:spacing w:after="60"/>
+        <w:spacing w:after="80"/>
         <w:ind w:left="312" w:hanging="142"/>
       </w:pPr>
       <w:r>
@@ -301,7 +171,7 @@
     <w:p>
       <w:pPr>
         <w:pStyle w:val="ListBullet"/>
-        <w:spacing w:after="60"/>
+        <w:spacing w:after="80"/>
         <w:ind w:left="312" w:hanging="142"/>
       </w:pPr>
       <w:r>
@@ -317,7 +187,7 @@
     <w:p>
       <w:pPr>
         <w:pStyle w:val="ListBullet"/>
-        <w:spacing w:after="60"/>
+        <w:spacing w:after="80"/>
         <w:ind w:left="312" w:hanging="142"/>
       </w:pPr>
       <w:r>
@@ -333,62 +203,84 @@
     <w:p>
       <w:pPr>
         <w:pStyle w:val="Heading1"/>
-        <w:spacing w:before="200" w:after="80"/>
+        <w:spacing w:after="80"/>
       </w:pPr>
       <w:r>
+        <w:rPr>
+          <w:rFonts w:ascii="Yu Gothic" w:hAnsi="Yu Gothic" w:eastAsia="Yu Gothic"/>
+          <w:b w:val="0"/>
+          <w:color w:val="111827"/>
+          <w:sz w:val="20"/>
+        </w:rPr>
         <w:t>2. システム構成図</w:t>
       </w:r>
     </w:p>
     <w:p>
       <w:pPr>
-        <w:spacing w:before="80" w:after="160"/>
-        <w:ind w:left="170" w:right="170"/>
+        <w:spacing w:after="80"/>
+        <w:jc w:val="center"/>
+      </w:pPr>
+      <w:r>
+        <w:drawing>
+          <wp:inline xmlns:a="http://schemas.openxmlformats.org/drawingml/2006/main" xmlns:pic="http://schemas.openxmlformats.org/drawingml/2006/picture">
+            <wp:extent cx="5832000" cy="3175200"/>
+            <wp:docPr id="1" name="Picture 1"/>
+            <wp:cNvGraphicFramePr>
+              <a:graphicFrameLocks noChangeAspect="1"/>
+            </wp:cNvGraphicFramePr>
+            <a:graphic>
+              <a:graphicData uri="http://schemas.openxmlformats.org/drawingml/2006/picture">
+                <pic:pic>
+                  <pic:nvPicPr>
+                    <pic:cNvPr id="0" name="system_design_architecture_20260819.png"/>
+                    <pic:cNvPicPr/>
+                  </pic:nvPicPr>
+                  <pic:blipFill>
+                    <a:blip r:embed="rId9"/>
+                    <a:stretch>
+                      <a:fillRect/>
+                    </a:stretch>
+                  </pic:blipFill>
+                  <pic:spPr>
+                    <a:xfrm>
+                      <a:off x="0" y="0"/>
+                      <a:ext cx="5832000" cy="3175200"/>
+                    </a:xfrm>
+                    <a:prstGeom prst="rect"/>
+                  </pic:spPr>
+                </pic:pic>
+              </a:graphicData>
+            </a:graphic>
+          </wp:inline>
+        </w:drawing>
+      </w:r>
+    </w:p>
+    <w:p>
+      <w:pPr>
+        <w:spacing w:after="80"/>
       </w:pPr>
       <w:r>
         <w:rPr>
-          <w:rFonts w:ascii="Consolas" w:hAnsi="Consolas" w:eastAsia="Consolas"/>
+          <w:rFonts w:ascii="Yu Gothic" w:hAnsi="Yu Gothic" w:eastAsia="Yu Gothic"/>
           <w:b w:val="0"/>
           <w:color w:val="111827"/>
-          <w:sz w:val="16"/>
+          <w:sz w:val="20"/>
         </w:rPr>
-        <w:t>flowchart LR</w:t>
-        <w:br/>
-        <w:t xml:space="preserve">  User["利用者"]</w:t>
-        <w:br/>
-        <w:t xml:space="preserve">  NextApp["Next.js App Router / Pages Router"]</w:t>
-        <w:br/>
-        <w:t xml:space="preserve">  API["Next.js API Routes"]</w:t>
-        <w:br/>
-        <w:t xml:space="preserve">  Supabase["Supabase PostgreSQL"]</w:t>
-        <w:br/>
-        <w:t xml:space="preserve">  Auth["ユーザー管理 / 認証"]</w:t>
-        <w:br/>
-        <w:t xml:space="preserve">  Views["Read Model Views"]</w:t>
-        <w:br/>
-        <w:t xml:space="preserve">  RPC["RPC / DB Functions"]</w:t>
-        <w:br/>
-        <w:br/>
-        <w:t xml:space="preserve">  User --&gt; NextApp</w:t>
-        <w:br/>
-        <w:t xml:space="preserve">  NextApp --&gt; API</w:t>
-        <w:br/>
-        <w:t xml:space="preserve">  NextApp --&gt; Supabase</w:t>
-        <w:br/>
-        <w:t xml:space="preserve">  API --&gt; Supabase</w:t>
-        <w:br/>
-        <w:t xml:space="preserve">  Supabase --&gt; Views</w:t>
-        <w:br/>
-        <w:t xml:space="preserve">  Supabase --&gt; RPC</w:t>
-        <w:br/>
-        <w:t xml:space="preserve">  Auth --&gt; NextApp</w:t>
+        <w:t>図2-1 システム構成図。利用者、Next.js、API、Supabase、ビュー、RPCの接続関係を示す。</w:t>
       </w:r>
     </w:p>
     <w:p>
       <w:pPr>
         <w:pStyle w:val="Heading1"/>
-        <w:spacing w:before="200" w:after="80"/>
+        <w:spacing w:after="80"/>
       </w:pPr>
       <w:r>
+        <w:rPr>
+          <w:rFonts w:ascii="Yu Gothic" w:hAnsi="Yu Gothic" w:eastAsia="Yu Gothic"/>
+          <w:b w:val="0"/>
+          <w:color w:val="111827"/>
+          <w:sz w:val="20"/>
+        </w:rPr>
         <w:t>3. 主要画面構成</w:t>
       </w:r>
     </w:p>
@@ -401,14 +293,14 @@
         <w:tblLook w:firstColumn="1" w:firstRow="1" w:lastColumn="0" w:lastRow="0" w:noHBand="0" w:noVBand="1" w:val="04A0"/>
       </w:tblPr>
       <w:tblGrid>
-        <w:gridCol w:w="3400"/>
-        <w:gridCol w:w="3400"/>
-        <w:gridCol w:w="3400"/>
+        <w:gridCol w:w="3324"/>
+        <w:gridCol w:w="3324"/>
+        <w:gridCol w:w="3324"/>
       </w:tblGrid>
       <w:tr>
         <w:tc>
           <w:tcPr>
-            <w:tcW w:type="dxa" w:w="3400"/>
+            <w:tcW w:type="dxa" w:w="3324"/>
             <w:vAlign w:val="center"/>
             <w:shd w:fill="E8EEF5"/>
           </w:tcPr>
@@ -430,7 +322,7 @@
         </w:tc>
         <w:tc>
           <w:tcPr>
-            <w:tcW w:type="dxa" w:w="3400"/>
+            <w:tcW w:type="dxa" w:w="3324"/>
             <w:vAlign w:val="center"/>
             <w:shd w:fill="E8EEF5"/>
           </w:tcPr>
@@ -452,7 +344,7 @@
         </w:tc>
         <w:tc>
           <w:tcPr>
-            <w:tcW w:type="dxa" w:w="3400"/>
+            <w:tcW w:type="dxa" w:w="3324"/>
             <w:vAlign w:val="center"/>
             <w:shd w:fill="E8EEF5"/>
           </w:tcPr>
@@ -476,7 +368,7 @@
       <w:tr>
         <w:tc>
           <w:tcPr>
-            <w:tcW w:type="dxa" w:w="3400"/>
+            <w:tcW w:type="dxa" w:w="3324"/>
             <w:vAlign w:val="center"/>
           </w:tcPr>
           <w:p>
@@ -497,7 +389,7 @@
         </w:tc>
         <w:tc>
           <w:tcPr>
-            <w:tcW w:type="dxa" w:w="3400"/>
+            <w:tcW w:type="dxa" w:w="3324"/>
             <w:vAlign w:val="center"/>
           </w:tcPr>
           <w:p>
@@ -518,7 +410,7 @@
         </w:tc>
         <w:tc>
           <w:tcPr>
-            <w:tcW w:type="dxa" w:w="3400"/>
+            <w:tcW w:type="dxa" w:w="3324"/>
             <w:vAlign w:val="center"/>
           </w:tcPr>
           <w:p>
@@ -541,7 +433,7 @@
       <w:tr>
         <w:tc>
           <w:tcPr>
-            <w:tcW w:type="dxa" w:w="3400"/>
+            <w:tcW w:type="dxa" w:w="3324"/>
             <w:vAlign w:val="center"/>
           </w:tcPr>
           <w:p>
@@ -562,7 +454,7 @@
         </w:tc>
         <w:tc>
           <w:tcPr>
-            <w:tcW w:type="dxa" w:w="3400"/>
+            <w:tcW w:type="dxa" w:w="3324"/>
             <w:vAlign w:val="center"/>
           </w:tcPr>
           <w:p>
@@ -583,7 +475,7 @@
         </w:tc>
         <w:tc>
           <w:tcPr>
-            <w:tcW w:type="dxa" w:w="3400"/>
+            <w:tcW w:type="dxa" w:w="3324"/>
             <w:vAlign w:val="center"/>
           </w:tcPr>
           <w:p>
@@ -606,7 +498,7 @@
       <w:tr>
         <w:tc>
           <w:tcPr>
-            <w:tcW w:type="dxa" w:w="3400"/>
+            <w:tcW w:type="dxa" w:w="3324"/>
             <w:vAlign w:val="center"/>
           </w:tcPr>
           <w:p>
@@ -627,7 +519,7 @@
         </w:tc>
         <w:tc>
           <w:tcPr>
-            <w:tcW w:type="dxa" w:w="3400"/>
+            <w:tcW w:type="dxa" w:w="3324"/>
             <w:vAlign w:val="center"/>
           </w:tcPr>
           <w:p>
@@ -648,7 +540,7 @@
         </w:tc>
         <w:tc>
           <w:tcPr>
-            <w:tcW w:type="dxa" w:w="3400"/>
+            <w:tcW w:type="dxa" w:w="3324"/>
             <w:vAlign w:val="center"/>
           </w:tcPr>
           <w:p>
@@ -671,7 +563,7 @@
       <w:tr>
         <w:tc>
           <w:tcPr>
-            <w:tcW w:type="dxa" w:w="3400"/>
+            <w:tcW w:type="dxa" w:w="3324"/>
             <w:vAlign w:val="center"/>
           </w:tcPr>
           <w:p>
@@ -692,7 +584,7 @@
         </w:tc>
         <w:tc>
           <w:tcPr>
-            <w:tcW w:type="dxa" w:w="3400"/>
+            <w:tcW w:type="dxa" w:w="3324"/>
             <w:vAlign w:val="center"/>
           </w:tcPr>
           <w:p>
@@ -713,7 +605,7 @@
         </w:tc>
         <w:tc>
           <w:tcPr>
-            <w:tcW w:type="dxa" w:w="3400"/>
+            <w:tcW w:type="dxa" w:w="3324"/>
             <w:vAlign w:val="center"/>
           </w:tcPr>
           <w:p>
@@ -736,7 +628,7 @@
       <w:tr>
         <w:tc>
           <w:tcPr>
-            <w:tcW w:type="dxa" w:w="3400"/>
+            <w:tcW w:type="dxa" w:w="3324"/>
             <w:vAlign w:val="center"/>
           </w:tcPr>
           <w:p>
@@ -757,7 +649,7 @@
         </w:tc>
         <w:tc>
           <w:tcPr>
-            <w:tcW w:type="dxa" w:w="3400"/>
+            <w:tcW w:type="dxa" w:w="3324"/>
             <w:vAlign w:val="center"/>
           </w:tcPr>
           <w:p>
@@ -778,7 +670,7 @@
         </w:tc>
         <w:tc>
           <w:tcPr>
-            <w:tcW w:type="dxa" w:w="3400"/>
+            <w:tcW w:type="dxa" w:w="3324"/>
             <w:vAlign w:val="center"/>
           </w:tcPr>
           <w:p>
@@ -801,7 +693,7 @@
       <w:tr>
         <w:tc>
           <w:tcPr>
-            <w:tcW w:type="dxa" w:w="3400"/>
+            <w:tcW w:type="dxa" w:w="3324"/>
             <w:vAlign w:val="center"/>
           </w:tcPr>
           <w:p>
@@ -822,7 +714,7 @@
         </w:tc>
         <w:tc>
           <w:tcPr>
-            <w:tcW w:type="dxa" w:w="3400"/>
+            <w:tcW w:type="dxa" w:w="3324"/>
             <w:vAlign w:val="center"/>
           </w:tcPr>
           <w:p>
@@ -843,7 +735,7 @@
         </w:tc>
         <w:tc>
           <w:tcPr>
-            <w:tcW w:type="dxa" w:w="3400"/>
+            <w:tcW w:type="dxa" w:w="3324"/>
             <w:vAlign w:val="center"/>
           </w:tcPr>
           <w:p>
@@ -866,7 +758,7 @@
       <w:tr>
         <w:tc>
           <w:tcPr>
-            <w:tcW w:type="dxa" w:w="3400"/>
+            <w:tcW w:type="dxa" w:w="3324"/>
             <w:vAlign w:val="center"/>
           </w:tcPr>
           <w:p>
@@ -887,7 +779,7 @@
         </w:tc>
         <w:tc>
           <w:tcPr>
-            <w:tcW w:type="dxa" w:w="3400"/>
+            <w:tcW w:type="dxa" w:w="3324"/>
             <w:vAlign w:val="center"/>
           </w:tcPr>
           <w:p>
@@ -908,7 +800,7 @@
         </w:tc>
         <w:tc>
           <w:tcPr>
-            <w:tcW w:type="dxa" w:w="3400"/>
+            <w:tcW w:type="dxa" w:w="3324"/>
             <w:vAlign w:val="center"/>
           </w:tcPr>
           <w:p>
@@ -931,7 +823,7 @@
       <w:tr>
         <w:tc>
           <w:tcPr>
-            <w:tcW w:type="dxa" w:w="3400"/>
+            <w:tcW w:type="dxa" w:w="3324"/>
             <w:vAlign w:val="center"/>
           </w:tcPr>
           <w:p>
@@ -952,7 +844,7 @@
         </w:tc>
         <w:tc>
           <w:tcPr>
-            <w:tcW w:type="dxa" w:w="3400"/>
+            <w:tcW w:type="dxa" w:w="3324"/>
             <w:vAlign w:val="center"/>
           </w:tcPr>
           <w:p>
@@ -973,7 +865,7 @@
         </w:tc>
         <w:tc>
           <w:tcPr>
-            <w:tcW w:type="dxa" w:w="3400"/>
+            <w:tcW w:type="dxa" w:w="3324"/>
             <w:vAlign w:val="center"/>
           </w:tcPr>
           <w:p>
@@ -996,7 +888,7 @@
       <w:tr>
         <w:tc>
           <w:tcPr>
-            <w:tcW w:type="dxa" w:w="3400"/>
+            <w:tcW w:type="dxa" w:w="3324"/>
             <w:vAlign w:val="center"/>
           </w:tcPr>
           <w:p>
@@ -1017,7 +909,7 @@
         </w:tc>
         <w:tc>
           <w:tcPr>
-            <w:tcW w:type="dxa" w:w="3400"/>
+            <w:tcW w:type="dxa" w:w="3324"/>
             <w:vAlign w:val="center"/>
           </w:tcPr>
           <w:p>
@@ -1038,7 +930,7 @@
         </w:tc>
         <w:tc>
           <w:tcPr>
-            <w:tcW w:type="dxa" w:w="3400"/>
+            <w:tcW w:type="dxa" w:w="3324"/>
             <w:vAlign w:val="center"/>
           </w:tcPr>
           <w:p>
@@ -1061,7 +953,7 @@
       <w:tr>
         <w:tc>
           <w:tcPr>
-            <w:tcW w:type="dxa" w:w="3400"/>
+            <w:tcW w:type="dxa" w:w="3324"/>
             <w:vAlign w:val="center"/>
           </w:tcPr>
           <w:p>
@@ -1082,7 +974,7 @@
         </w:tc>
         <w:tc>
           <w:tcPr>
-            <w:tcW w:type="dxa" w:w="3400"/>
+            <w:tcW w:type="dxa" w:w="3324"/>
             <w:vAlign w:val="center"/>
           </w:tcPr>
           <w:p>
@@ -1103,7 +995,7 @@
         </w:tc>
         <w:tc>
           <w:tcPr>
-            <w:tcW w:type="dxa" w:w="3400"/>
+            <w:tcW w:type="dxa" w:w="3324"/>
             <w:vAlign w:val="center"/>
           </w:tcPr>
           <w:p>
@@ -1126,7 +1018,7 @@
       <w:tr>
         <w:tc>
           <w:tcPr>
-            <w:tcW w:type="dxa" w:w="3400"/>
+            <w:tcW w:type="dxa" w:w="3324"/>
             <w:vAlign w:val="center"/>
           </w:tcPr>
           <w:p>
@@ -1147,7 +1039,7 @@
         </w:tc>
         <w:tc>
           <w:tcPr>
-            <w:tcW w:type="dxa" w:w="3400"/>
+            <w:tcW w:type="dxa" w:w="3324"/>
             <w:vAlign w:val="center"/>
           </w:tcPr>
           <w:p>
@@ -1168,7 +1060,7 @@
         </w:tc>
         <w:tc>
           <w:tcPr>
-            <w:tcW w:type="dxa" w:w="3400"/>
+            <w:tcW w:type="dxa" w:w="3324"/>
             <w:vAlign w:val="center"/>
           </w:tcPr>
           <w:p>
@@ -1191,7 +1083,7 @@
       <w:tr>
         <w:tc>
           <w:tcPr>
-            <w:tcW w:type="dxa" w:w="3400"/>
+            <w:tcW w:type="dxa" w:w="3324"/>
             <w:vAlign w:val="center"/>
           </w:tcPr>
           <w:p>
@@ -1212,7 +1104,7 @@
         </w:tc>
         <w:tc>
           <w:tcPr>
-            <w:tcW w:type="dxa" w:w="3400"/>
+            <w:tcW w:type="dxa" w:w="3324"/>
             <w:vAlign w:val="center"/>
           </w:tcPr>
           <w:p>
@@ -1233,7 +1125,7 @@
         </w:tc>
         <w:tc>
           <w:tcPr>
-            <w:tcW w:type="dxa" w:w="3400"/>
+            <w:tcW w:type="dxa" w:w="3324"/>
             <w:vAlign w:val="center"/>
           </w:tcPr>
           <w:p>
@@ -1258,234 +1150,99 @@
     <w:p>
       <w:pPr>
         <w:pStyle w:val="Heading1"/>
-        <w:spacing w:before="200" w:after="80"/>
+        <w:spacing w:after="80"/>
       </w:pPr>
       <w:r>
+        <w:rPr>
+          <w:rFonts w:ascii="Yu Gothic" w:hAnsi="Yu Gothic" w:eastAsia="Yu Gothic"/>
+          <w:b w:val="0"/>
+          <w:color w:val="111827"/>
+          <w:sz w:val="20"/>
+        </w:rPr>
         <w:t>4. ER図</w:t>
       </w:r>
     </w:p>
     <w:p>
       <w:pPr>
-        <w:spacing w:before="80" w:after="160"/>
-        <w:ind w:left="170" w:right="170"/>
+        <w:spacing w:after="80"/>
+        <w:jc w:val="center"/>
+      </w:pPr>
+      <w:r>
+        <w:drawing>
+          <wp:inline xmlns:a="http://schemas.openxmlformats.org/drawingml/2006/main" xmlns:pic="http://schemas.openxmlformats.org/drawingml/2006/picture">
+            <wp:extent cx="6120000" cy="3778435"/>
+            <wp:docPr id="2" name="Picture 2"/>
+            <wp:cNvGraphicFramePr>
+              <a:graphicFrameLocks noChangeAspect="1"/>
+            </wp:cNvGraphicFramePr>
+            <a:graphic>
+              <a:graphicData uri="http://schemas.openxmlformats.org/drawingml/2006/picture">
+                <pic:pic>
+                  <pic:nvPicPr>
+                    <pic:cNvPr id="0" name="system_design_er_20260819.png"/>
+                    <pic:cNvPicPr/>
+                  </pic:nvPicPr>
+                  <pic:blipFill>
+                    <a:blip r:embed="rId10"/>
+                    <a:stretch>
+                      <a:fillRect/>
+                    </a:stretch>
+                  </pic:blipFill>
+                  <pic:spPr>
+                    <a:xfrm>
+                      <a:off x="0" y="0"/>
+                      <a:ext cx="6120000" cy="3778435"/>
+                    </a:xfrm>
+                    <a:prstGeom prst="rect"/>
+                  </pic:spPr>
+                </pic:pic>
+              </a:graphicData>
+            </a:graphic>
+          </wp:inline>
+        </w:drawing>
+      </w:r>
+    </w:p>
+    <w:p>
+      <w:pPr>
+        <w:spacing w:after="80"/>
       </w:pPr>
       <w:r>
         <w:rPr>
-          <w:rFonts w:ascii="Consolas" w:hAnsi="Consolas" w:eastAsia="Consolas"/>
+          <w:rFonts w:ascii="Yu Gothic" w:hAnsi="Yu Gothic" w:eastAsia="Yu Gothic"/>
           <w:b w:val="0"/>
           <w:color w:val="111827"/>
-          <w:sz w:val="16"/>
+          <w:sz w:val="20"/>
         </w:rPr>
-        <w:t>erDiagram</w:t>
-        <w:br/>
-        <w:t xml:space="preserve">  posts ||--o{ order_processes : "has"</w:t>
-        <w:br/>
-        <w:t xml:space="preserve">  posts ||--o{ production_results : "has"</w:t>
-        <w:br/>
-        <w:t xml:space="preserve">  posts ||--o{ lots : "has"</w:t>
-        <w:br/>
-        <w:t xml:space="preserve">  posts ||--o{ production_schedules : "has"</w:t>
-        <w:br/>
-        <w:t xml:space="preserve">  posts ||--o{ inventory_allocations : "allocates"</w:t>
-        <w:br/>
-        <w:t xml:space="preserve">  posts ||--o{ shipments : "ships"</w:t>
-        <w:br/>
-        <w:br/>
-        <w:t xml:space="preserve">  product_master ||--o{ posts : "ordered product"</w:t>
-        <w:br/>
-        <w:t xml:space="preserve">  customer_master ||--o{ posts : "customer"</w:t>
-        <w:br/>
-        <w:t xml:space="preserve">  customer_master ||--o{ product_master : "customer products"</w:t>
-        <w:br/>
-        <w:t xml:space="preserve">  material_master ||--o{ product_master : "material_code"</w:t>
-        <w:br/>
-        <w:br/>
-        <w:t xml:space="preserve">  product_master ||--o{ product_processes : "process template"</w:t>
-        <w:br/>
-        <w:t xml:space="preserve">  process_master ||--o{ product_processes : "process"</w:t>
-        <w:br/>
-        <w:t xml:space="preserve">  subcontractors ||--o{ product_processes : "outsourced by"</w:t>
-        <w:br/>
-        <w:br/>
-        <w:t xml:space="preserve">  product_processes ||--o{ order_processes : "copied to order"</w:t>
-        <w:br/>
-        <w:t xml:space="preserve">  order_processes ||--o{ production_results : "results"</w:t>
-        <w:br/>
-        <w:t xml:space="preserve">  lots ||--o{ production_results : "result lot"</w:t>
-        <w:br/>
-        <w:t xml:space="preserve">  lots ||--o{ inventory_items : "stock lot"</w:t>
-        <w:br/>
-        <w:t xml:space="preserve">  lots ||--o{ inventory_allocations : "allocation lot"</w:t>
-        <w:br/>
-        <w:t xml:space="preserve">  lots ||--o{ shipments : "shipment lot"</w:t>
-        <w:br/>
-        <w:t xml:space="preserve">  inventory_items ||--o{ inventory_allocations : "allocated item"</w:t>
-        <w:br/>
-        <w:br/>
-        <w:t xml:space="preserve">  posts {</w:t>
-        <w:br/>
-        <w:t xml:space="preserve">    uuid id PK</w:t>
-        <w:br/>
-        <w:t xml:space="preserve">    text order_no</w:t>
-        <w:br/>
-        <w:t xml:space="preserve">    uuid product_id FK</w:t>
-        <w:br/>
-        <w:t xml:space="preserve">    uuid customer_id FK</w:t>
-        <w:br/>
-        <w:t xml:space="preserve">    text product_code</w:t>
-        <w:br/>
-        <w:t xml:space="preserve">    text product_name</w:t>
-        <w:br/>
-        <w:t xml:space="preserve">    text customer_name</w:t>
-        <w:br/>
-        <w:t xml:space="preserve">    integer order_amount</w:t>
-        <w:br/>
-        <w:t xml:space="preserve">    integer remaining_amount</w:t>
-        <w:br/>
-        <w:t xml:space="preserve">    date delivery_date</w:t>
-        <w:br/>
-        <w:t xml:space="preserve">    boolean delete</w:t>
-        <w:br/>
-        <w:t xml:space="preserve">  }</w:t>
-        <w:br/>
-        <w:br/>
-        <w:t xml:space="preserve">  order_processes {</w:t>
-        <w:br/>
-        <w:t xml:space="preserve">    uuid id PK</w:t>
-        <w:br/>
-        <w:t xml:space="preserve">    uuid post_id FK</w:t>
-        <w:br/>
-        <w:t xml:space="preserve">    uuid product_process_id FK</w:t>
-        <w:br/>
-        <w:t xml:space="preserve">    integer process_order</w:t>
-        <w:br/>
-        <w:t xml:space="preserve">    text process_name</w:t>
-        <w:br/>
-        <w:t xml:space="preserve">    integer planned_amount</w:t>
-        <w:br/>
-        <w:t xml:space="preserve">    integer completed_amount</w:t>
-        <w:br/>
-        <w:t xml:space="preserve">    integer overlap_days</w:t>
-        <w:br/>
-        <w:t xml:space="preserve">    date completed_date</w:t>
-        <w:br/>
-        <w:t xml:space="preserve">    uuid subcontractor_id FK</w:t>
-        <w:br/>
-        <w:t xml:space="preserve">  }</w:t>
-        <w:br/>
-        <w:br/>
-        <w:t xml:space="preserve">  lots {</w:t>
-        <w:br/>
-        <w:t xml:space="preserve">    uuid id PK</w:t>
-        <w:br/>
-        <w:t xml:space="preserve">    uuid post_id FK</w:t>
-        <w:br/>
-        <w:t xml:space="preserve">    text order_no</w:t>
-        <w:br/>
-        <w:t xml:space="preserve">    text lot_no</w:t>
-        <w:br/>
-        <w:t xml:space="preserve">    text material_lot_no</w:t>
-        <w:br/>
-        <w:t xml:space="preserve">    integer measured_amount</w:t>
-        <w:br/>
-        <w:t xml:space="preserve">    integer packaged_amount</w:t>
-        <w:br/>
-        <w:t xml:space="preserve">    integer inventory_amount</w:t>
-        <w:br/>
-        <w:t xml:space="preserve">    integer allocated_amount</w:t>
-        <w:br/>
-        <w:t xml:space="preserve">    integer shipped_amount</w:t>
-        <w:br/>
-        <w:t xml:space="preserve">    boolean deleted</w:t>
-        <w:br/>
-        <w:t xml:space="preserve">  }</w:t>
-        <w:br/>
-        <w:br/>
-        <w:t xml:space="preserve">  production_results {</w:t>
-        <w:br/>
-        <w:t xml:space="preserve">    uuid id PK</w:t>
-        <w:br/>
-        <w:t xml:space="preserve">    uuid post_id FK</w:t>
-        <w:br/>
-        <w:t xml:space="preserve">    uuid order_process_id FK</w:t>
-        <w:br/>
-        <w:t xml:space="preserve">    uuid lot_id FK</w:t>
-        <w:br/>
-        <w:t xml:space="preserve">    date date</w:t>
-        <w:br/>
-        <w:t xml:space="preserve">    integer amount</w:t>
-        <w:br/>
-        <w:t xml:space="preserve">  }</w:t>
-        <w:br/>
-        <w:br/>
-        <w:t xml:space="preserve">  inventory_items {</w:t>
-        <w:br/>
-        <w:t xml:space="preserve">    uuid id PK</w:t>
-        <w:br/>
-        <w:t xml:space="preserve">    uuid product_id FK</w:t>
-        <w:br/>
-        <w:t xml:space="preserve">    uuid lot_id FK</w:t>
-        <w:br/>
-        <w:t xml:space="preserve">    text product_code</w:t>
-        <w:br/>
-        <w:t xml:space="preserve">    text lot_no</w:t>
-        <w:br/>
-        <w:t xml:space="preserve">    integer current_stock</w:t>
-        <w:br/>
-        <w:t xml:space="preserve">    integer allocated_stock</w:t>
-        <w:br/>
-        <w:t xml:space="preserve">  }</w:t>
-        <w:br/>
-        <w:br/>
-        <w:t xml:space="preserve">  inventory_allocations {</w:t>
-        <w:br/>
-        <w:t xml:space="preserve">    uuid id PK</w:t>
-        <w:br/>
-        <w:t xml:space="preserve">    uuid post_id FK</w:t>
-        <w:br/>
-        <w:t xml:space="preserve">    uuid inventory_item_id FK</w:t>
-        <w:br/>
-        <w:t xml:space="preserve">    uuid lot_id FK</w:t>
-        <w:br/>
-        <w:t xml:space="preserve">    integer allocated_amount</w:t>
-        <w:br/>
-        <w:t xml:space="preserve">    integer shipped_amount</w:t>
-        <w:br/>
-        <w:t xml:space="preserve">  }</w:t>
-        <w:br/>
-        <w:br/>
-        <w:t xml:space="preserve">  shipments {</w:t>
-        <w:br/>
-        <w:t xml:space="preserve">    uuid id PK</w:t>
-        <w:br/>
-        <w:t xml:space="preserve">    uuid post_id FK</w:t>
-        <w:br/>
-        <w:t xml:space="preserve">    uuid lot_id FK</w:t>
-        <w:br/>
-        <w:t xml:space="preserve">    text order_no</w:t>
-        <w:br/>
-        <w:t xml:space="preserve">    integer quantity</w:t>
-        <w:br/>
-        <w:t xml:space="preserve">    date delivery_date</w:t>
-        <w:br/>
-        <w:t xml:space="preserve">  }</w:t>
+        <w:t>図4-1 ER図。注番を中心に、工程、ロット、在庫、引当、出荷、各マスタの関係を示す。</w:t>
       </w:r>
     </w:p>
     <w:p>
       <w:pPr>
         <w:pStyle w:val="Heading1"/>
-        <w:spacing w:before="200" w:after="80"/>
+        <w:spacing w:after="80"/>
       </w:pPr>
       <w:r>
+        <w:rPr>
+          <w:rFonts w:ascii="Yu Gothic" w:hAnsi="Yu Gothic" w:eastAsia="Yu Gothic"/>
+          <w:b w:val="0"/>
+          <w:color w:val="111827"/>
+          <w:sz w:val="20"/>
+        </w:rPr>
         <w:t>5. DB設計</w:t>
       </w:r>
     </w:p>
     <w:p>
       <w:pPr>
         <w:pStyle w:val="Heading2"/>
-        <w:spacing w:before="120" w:after="80"/>
+        <w:spacing w:after="80"/>
       </w:pPr>
       <w:r>
+        <w:rPr>
+          <w:rFonts w:ascii="Yu Gothic" w:hAnsi="Yu Gothic" w:eastAsia="Yu Gothic"/>
+          <w:b w:val="0"/>
+          <w:color w:val="111827"/>
+          <w:sz w:val="20"/>
+        </w:rPr>
         <w:t>5.1 中核テーブル</w:t>
       </w:r>
     </w:p>
@@ -1498,14 +1255,14 @@
         <w:tblLook w:firstColumn="1" w:firstRow="1" w:lastColumn="0" w:lastRow="0" w:noHBand="0" w:noVBand="1" w:val="04A0"/>
       </w:tblPr>
       <w:tblGrid>
-        <w:gridCol w:w="3400"/>
-        <w:gridCol w:w="3400"/>
-        <w:gridCol w:w="3400"/>
+        <w:gridCol w:w="3324"/>
+        <w:gridCol w:w="3324"/>
+        <w:gridCol w:w="3324"/>
       </w:tblGrid>
       <w:tr>
         <w:tc>
           <w:tcPr>
-            <w:tcW w:type="dxa" w:w="3400"/>
+            <w:tcW w:type="dxa" w:w="3324"/>
             <w:vAlign w:val="center"/>
             <w:shd w:fill="E8EEF5"/>
           </w:tcPr>
@@ -1527,7 +1284,7 @@
         </w:tc>
         <w:tc>
           <w:tcPr>
-            <w:tcW w:type="dxa" w:w="3400"/>
+            <w:tcW w:type="dxa" w:w="3324"/>
             <w:vAlign w:val="center"/>
             <w:shd w:fill="E8EEF5"/>
           </w:tcPr>
@@ -1549,7 +1306,7 @@
         </w:tc>
         <w:tc>
           <w:tcPr>
-            <w:tcW w:type="dxa" w:w="3400"/>
+            <w:tcW w:type="dxa" w:w="3324"/>
             <w:vAlign w:val="center"/>
             <w:shd w:fill="E8EEF5"/>
           </w:tcPr>
@@ -1573,7 +1330,7 @@
       <w:tr>
         <w:tc>
           <w:tcPr>
-            <w:tcW w:type="dxa" w:w="3400"/>
+            <w:tcW w:type="dxa" w:w="3324"/>
             <w:vAlign w:val="center"/>
           </w:tcPr>
           <w:p>
@@ -1594,7 +1351,7 @@
         </w:tc>
         <w:tc>
           <w:tcPr>
-            <w:tcW w:type="dxa" w:w="3400"/>
+            <w:tcW w:type="dxa" w:w="3324"/>
             <w:vAlign w:val="center"/>
           </w:tcPr>
           <w:p>
@@ -1615,7 +1372,7 @@
         </w:tc>
         <w:tc>
           <w:tcPr>
-            <w:tcW w:type="dxa" w:w="3400"/>
+            <w:tcW w:type="dxa" w:w="3324"/>
             <w:vAlign w:val="center"/>
           </w:tcPr>
           <w:p>
@@ -1638,7 +1395,7 @@
       <w:tr>
         <w:tc>
           <w:tcPr>
-            <w:tcW w:type="dxa" w:w="3400"/>
+            <w:tcW w:type="dxa" w:w="3324"/>
             <w:vAlign w:val="center"/>
           </w:tcPr>
           <w:p>
@@ -1659,7 +1416,7 @@
         </w:tc>
         <w:tc>
           <w:tcPr>
-            <w:tcW w:type="dxa" w:w="3400"/>
+            <w:tcW w:type="dxa" w:w="3324"/>
             <w:vAlign w:val="center"/>
           </w:tcPr>
           <w:p>
@@ -1680,7 +1437,7 @@
         </w:tc>
         <w:tc>
           <w:tcPr>
-            <w:tcW w:type="dxa" w:w="3400"/>
+            <w:tcW w:type="dxa" w:w="3324"/>
             <w:vAlign w:val="center"/>
           </w:tcPr>
           <w:p>
@@ -1703,7 +1460,7 @@
       <w:tr>
         <w:tc>
           <w:tcPr>
-            <w:tcW w:type="dxa" w:w="3400"/>
+            <w:tcW w:type="dxa" w:w="3324"/>
             <w:vAlign w:val="center"/>
           </w:tcPr>
           <w:p>
@@ -1724,7 +1481,7 @@
         </w:tc>
         <w:tc>
           <w:tcPr>
-            <w:tcW w:type="dxa" w:w="3400"/>
+            <w:tcW w:type="dxa" w:w="3324"/>
             <w:vAlign w:val="center"/>
           </w:tcPr>
           <w:p>
@@ -1745,7 +1502,7 @@
         </w:tc>
         <w:tc>
           <w:tcPr>
-            <w:tcW w:type="dxa" w:w="3400"/>
+            <w:tcW w:type="dxa" w:w="3324"/>
             <w:vAlign w:val="center"/>
           </w:tcPr>
           <w:p>
@@ -1768,7 +1525,7 @@
       <w:tr>
         <w:tc>
           <w:tcPr>
-            <w:tcW w:type="dxa" w:w="3400"/>
+            <w:tcW w:type="dxa" w:w="3324"/>
             <w:vAlign w:val="center"/>
           </w:tcPr>
           <w:p>
@@ -1789,7 +1546,7 @@
         </w:tc>
         <w:tc>
           <w:tcPr>
-            <w:tcW w:type="dxa" w:w="3400"/>
+            <w:tcW w:type="dxa" w:w="3324"/>
             <w:vAlign w:val="center"/>
           </w:tcPr>
           <w:p>
@@ -1810,7 +1567,7 @@
         </w:tc>
         <w:tc>
           <w:tcPr>
-            <w:tcW w:type="dxa" w:w="3400"/>
+            <w:tcW w:type="dxa" w:w="3324"/>
             <w:vAlign w:val="center"/>
           </w:tcPr>
           <w:p>
@@ -1833,7 +1590,7 @@
       <w:tr>
         <w:tc>
           <w:tcPr>
-            <w:tcW w:type="dxa" w:w="3400"/>
+            <w:tcW w:type="dxa" w:w="3324"/>
             <w:vAlign w:val="center"/>
           </w:tcPr>
           <w:p>
@@ -1854,7 +1611,7 @@
         </w:tc>
         <w:tc>
           <w:tcPr>
-            <w:tcW w:type="dxa" w:w="3400"/>
+            <w:tcW w:type="dxa" w:w="3324"/>
             <w:vAlign w:val="center"/>
           </w:tcPr>
           <w:p>
@@ -1875,7 +1632,7 @@
         </w:tc>
         <w:tc>
           <w:tcPr>
-            <w:tcW w:type="dxa" w:w="3400"/>
+            <w:tcW w:type="dxa" w:w="3324"/>
             <w:vAlign w:val="center"/>
           </w:tcPr>
           <w:p>
@@ -1898,7 +1655,7 @@
       <w:tr>
         <w:tc>
           <w:tcPr>
-            <w:tcW w:type="dxa" w:w="3400"/>
+            <w:tcW w:type="dxa" w:w="3324"/>
             <w:vAlign w:val="center"/>
           </w:tcPr>
           <w:p>
@@ -1919,7 +1676,7 @@
         </w:tc>
         <w:tc>
           <w:tcPr>
-            <w:tcW w:type="dxa" w:w="3400"/>
+            <w:tcW w:type="dxa" w:w="3324"/>
             <w:vAlign w:val="center"/>
           </w:tcPr>
           <w:p>
@@ -1940,7 +1697,7 @@
         </w:tc>
         <w:tc>
           <w:tcPr>
-            <w:tcW w:type="dxa" w:w="3400"/>
+            <w:tcW w:type="dxa" w:w="3324"/>
             <w:vAlign w:val="center"/>
           </w:tcPr>
           <w:p>
@@ -1963,7 +1720,7 @@
       <w:tr>
         <w:tc>
           <w:tcPr>
-            <w:tcW w:type="dxa" w:w="3400"/>
+            <w:tcW w:type="dxa" w:w="3324"/>
             <w:vAlign w:val="center"/>
           </w:tcPr>
           <w:p>
@@ -1984,7 +1741,7 @@
         </w:tc>
         <w:tc>
           <w:tcPr>
-            <w:tcW w:type="dxa" w:w="3400"/>
+            <w:tcW w:type="dxa" w:w="3324"/>
             <w:vAlign w:val="center"/>
           </w:tcPr>
           <w:p>
@@ -2005,7 +1762,7 @@
         </w:tc>
         <w:tc>
           <w:tcPr>
-            <w:tcW w:type="dxa" w:w="3400"/>
+            <w:tcW w:type="dxa" w:w="3324"/>
             <w:vAlign w:val="center"/>
           </w:tcPr>
           <w:p>
@@ -2030,9 +1787,15 @@
     <w:p>
       <w:pPr>
         <w:pStyle w:val="Heading2"/>
-        <w:spacing w:before="120" w:after="80"/>
+        <w:spacing w:after="80"/>
       </w:pPr>
       <w:r>
+        <w:rPr>
+          <w:rFonts w:ascii="Yu Gothic" w:hAnsi="Yu Gothic" w:eastAsia="Yu Gothic"/>
+          <w:b w:val="0"/>
+          <w:color w:val="111827"/>
+          <w:sz w:val="20"/>
+        </w:rPr>
         <w:t>5.2 マスタテーブル</w:t>
       </w:r>
     </w:p>
@@ -2045,14 +1808,14 @@
         <w:tblLook w:firstColumn="1" w:firstRow="1" w:lastColumn="0" w:lastRow="0" w:noHBand="0" w:noVBand="1" w:val="04A0"/>
       </w:tblPr>
       <w:tblGrid>
-        <w:gridCol w:w="3400"/>
-        <w:gridCol w:w="3400"/>
-        <w:gridCol w:w="3400"/>
+        <w:gridCol w:w="3324"/>
+        <w:gridCol w:w="3324"/>
+        <w:gridCol w:w="3324"/>
       </w:tblGrid>
       <w:tr>
         <w:tc>
           <w:tcPr>
-            <w:tcW w:type="dxa" w:w="3400"/>
+            <w:tcW w:type="dxa" w:w="3324"/>
             <w:vAlign w:val="center"/>
             <w:shd w:fill="E8EEF5"/>
           </w:tcPr>
@@ -2074,7 +1837,7 @@
         </w:tc>
         <w:tc>
           <w:tcPr>
-            <w:tcW w:type="dxa" w:w="3400"/>
+            <w:tcW w:type="dxa" w:w="3324"/>
             <w:vAlign w:val="center"/>
             <w:shd w:fill="E8EEF5"/>
           </w:tcPr>
@@ -2096,7 +1859,7 @@
         </w:tc>
         <w:tc>
           <w:tcPr>
-            <w:tcW w:type="dxa" w:w="3400"/>
+            <w:tcW w:type="dxa" w:w="3324"/>
             <w:vAlign w:val="center"/>
             <w:shd w:fill="E8EEF5"/>
           </w:tcPr>
@@ -2120,7 +1883,7 @@
       <w:tr>
         <w:tc>
           <w:tcPr>
-            <w:tcW w:type="dxa" w:w="3400"/>
+            <w:tcW w:type="dxa" w:w="3324"/>
             <w:vAlign w:val="center"/>
           </w:tcPr>
           <w:p>
@@ -2141,7 +1904,7 @@
         </w:tc>
         <w:tc>
           <w:tcPr>
-            <w:tcW w:type="dxa" w:w="3400"/>
+            <w:tcW w:type="dxa" w:w="3324"/>
             <w:vAlign w:val="center"/>
           </w:tcPr>
           <w:p>
@@ -2162,7 +1925,7 @@
         </w:tc>
         <w:tc>
           <w:tcPr>
-            <w:tcW w:type="dxa" w:w="3400"/>
+            <w:tcW w:type="dxa" w:w="3324"/>
             <w:vAlign w:val="center"/>
           </w:tcPr>
           <w:p>
@@ -2185,7 +1948,7 @@
       <w:tr>
         <w:tc>
           <w:tcPr>
-            <w:tcW w:type="dxa" w:w="3400"/>
+            <w:tcW w:type="dxa" w:w="3324"/>
             <w:vAlign w:val="center"/>
           </w:tcPr>
           <w:p>
@@ -2206,7 +1969,7 @@
         </w:tc>
         <w:tc>
           <w:tcPr>
-            <w:tcW w:type="dxa" w:w="3400"/>
+            <w:tcW w:type="dxa" w:w="3324"/>
             <w:vAlign w:val="center"/>
           </w:tcPr>
           <w:p>
@@ -2227,7 +1990,7 @@
         </w:tc>
         <w:tc>
           <w:tcPr>
-            <w:tcW w:type="dxa" w:w="3400"/>
+            <w:tcW w:type="dxa" w:w="3324"/>
             <w:vAlign w:val="center"/>
           </w:tcPr>
           <w:p>
@@ -2250,7 +2013,7 @@
       <w:tr>
         <w:tc>
           <w:tcPr>
-            <w:tcW w:type="dxa" w:w="3400"/>
+            <w:tcW w:type="dxa" w:w="3324"/>
             <w:vAlign w:val="center"/>
           </w:tcPr>
           <w:p>
@@ -2271,7 +2034,7 @@
         </w:tc>
         <w:tc>
           <w:tcPr>
-            <w:tcW w:type="dxa" w:w="3400"/>
+            <w:tcW w:type="dxa" w:w="3324"/>
             <w:vAlign w:val="center"/>
           </w:tcPr>
           <w:p>
@@ -2292,7 +2055,7 @@
         </w:tc>
         <w:tc>
           <w:tcPr>
-            <w:tcW w:type="dxa" w:w="3400"/>
+            <w:tcW w:type="dxa" w:w="3324"/>
             <w:vAlign w:val="center"/>
           </w:tcPr>
           <w:p>
@@ -2315,7 +2078,7 @@
       <w:tr>
         <w:tc>
           <w:tcPr>
-            <w:tcW w:type="dxa" w:w="3400"/>
+            <w:tcW w:type="dxa" w:w="3324"/>
             <w:vAlign w:val="center"/>
           </w:tcPr>
           <w:p>
@@ -2336,7 +2099,7 @@
         </w:tc>
         <w:tc>
           <w:tcPr>
-            <w:tcW w:type="dxa" w:w="3400"/>
+            <w:tcW w:type="dxa" w:w="3324"/>
             <w:vAlign w:val="center"/>
           </w:tcPr>
           <w:p>
@@ -2357,7 +2120,7 @@
         </w:tc>
         <w:tc>
           <w:tcPr>
-            <w:tcW w:type="dxa" w:w="3400"/>
+            <w:tcW w:type="dxa" w:w="3324"/>
             <w:vAlign w:val="center"/>
           </w:tcPr>
           <w:p>
@@ -2380,7 +2143,7 @@
       <w:tr>
         <w:tc>
           <w:tcPr>
-            <w:tcW w:type="dxa" w:w="3400"/>
+            <w:tcW w:type="dxa" w:w="3324"/>
             <w:vAlign w:val="center"/>
           </w:tcPr>
           <w:p>
@@ -2401,7 +2164,7 @@
         </w:tc>
         <w:tc>
           <w:tcPr>
-            <w:tcW w:type="dxa" w:w="3400"/>
+            <w:tcW w:type="dxa" w:w="3324"/>
             <w:vAlign w:val="center"/>
           </w:tcPr>
           <w:p>
@@ -2422,7 +2185,7 @@
         </w:tc>
         <w:tc>
           <w:tcPr>
-            <w:tcW w:type="dxa" w:w="3400"/>
+            <w:tcW w:type="dxa" w:w="3324"/>
             <w:vAlign w:val="center"/>
           </w:tcPr>
           <w:p>
@@ -2445,7 +2208,7 @@
       <w:tr>
         <w:tc>
           <w:tcPr>
-            <w:tcW w:type="dxa" w:w="3400"/>
+            <w:tcW w:type="dxa" w:w="3324"/>
             <w:vAlign w:val="center"/>
           </w:tcPr>
           <w:p>
@@ -2466,7 +2229,7 @@
         </w:tc>
         <w:tc>
           <w:tcPr>
-            <w:tcW w:type="dxa" w:w="3400"/>
+            <w:tcW w:type="dxa" w:w="3324"/>
             <w:vAlign w:val="center"/>
           </w:tcPr>
           <w:p>
@@ -2487,7 +2250,7 @@
         </w:tc>
         <w:tc>
           <w:tcPr>
-            <w:tcW w:type="dxa" w:w="3400"/>
+            <w:tcW w:type="dxa" w:w="3324"/>
             <w:vAlign w:val="center"/>
           </w:tcPr>
           <w:p>
@@ -2510,7 +2273,7 @@
       <w:tr>
         <w:tc>
           <w:tcPr>
-            <w:tcW w:type="dxa" w:w="3400"/>
+            <w:tcW w:type="dxa" w:w="3324"/>
             <w:vAlign w:val="center"/>
           </w:tcPr>
           <w:p>
@@ -2531,7 +2294,7 @@
         </w:tc>
         <w:tc>
           <w:tcPr>
-            <w:tcW w:type="dxa" w:w="3400"/>
+            <w:tcW w:type="dxa" w:w="3324"/>
             <w:vAlign w:val="center"/>
           </w:tcPr>
           <w:p>
@@ -2552,7 +2315,7 @@
         </w:tc>
         <w:tc>
           <w:tcPr>
-            <w:tcW w:type="dxa" w:w="3400"/>
+            <w:tcW w:type="dxa" w:w="3324"/>
             <w:vAlign w:val="center"/>
           </w:tcPr>
           <w:p>
@@ -2575,7 +2338,7 @@
       <w:tr>
         <w:tc>
           <w:tcPr>
-            <w:tcW w:type="dxa" w:w="3400"/>
+            <w:tcW w:type="dxa" w:w="3324"/>
             <w:vAlign w:val="center"/>
           </w:tcPr>
           <w:p>
@@ -2596,7 +2359,7 @@
         </w:tc>
         <w:tc>
           <w:tcPr>
-            <w:tcW w:type="dxa" w:w="3400"/>
+            <w:tcW w:type="dxa" w:w="3324"/>
             <w:vAlign w:val="center"/>
           </w:tcPr>
           <w:p>
@@ -2617,7 +2380,7 @@
         </w:tc>
         <w:tc>
           <w:tcPr>
-            <w:tcW w:type="dxa" w:w="3400"/>
+            <w:tcW w:type="dxa" w:w="3324"/>
             <w:vAlign w:val="center"/>
           </w:tcPr>
           <w:p>
@@ -2640,7 +2403,7 @@
       <w:tr>
         <w:tc>
           <w:tcPr>
-            <w:tcW w:type="dxa" w:w="3400"/>
+            <w:tcW w:type="dxa" w:w="3324"/>
             <w:vAlign w:val="center"/>
           </w:tcPr>
           <w:p>
@@ -2661,7 +2424,7 @@
         </w:tc>
         <w:tc>
           <w:tcPr>
-            <w:tcW w:type="dxa" w:w="3400"/>
+            <w:tcW w:type="dxa" w:w="3324"/>
             <w:vAlign w:val="center"/>
           </w:tcPr>
           <w:p>
@@ -2682,7 +2445,7 @@
         </w:tc>
         <w:tc>
           <w:tcPr>
-            <w:tcW w:type="dxa" w:w="3400"/>
+            <w:tcW w:type="dxa" w:w="3324"/>
             <w:vAlign w:val="center"/>
           </w:tcPr>
           <w:p>
@@ -2707,9 +2470,15 @@
     <w:p>
       <w:pPr>
         <w:pStyle w:val="Heading2"/>
-        <w:spacing w:before="120" w:after="80"/>
+        <w:spacing w:after="80"/>
       </w:pPr>
       <w:r>
+        <w:rPr>
+          <w:rFonts w:ascii="Yu Gothic" w:hAnsi="Yu Gothic" w:eastAsia="Yu Gothic"/>
+          <w:b w:val="0"/>
+          <w:color w:val="111827"/>
+          <w:sz w:val="20"/>
+        </w:rPr>
         <w:t>5.3 ビュー</w:t>
       </w:r>
     </w:p>
@@ -2722,13 +2491,13 @@
         <w:tblLook w:firstColumn="1" w:firstRow="1" w:lastColumn="0" w:lastRow="0" w:noHBand="0" w:noVBand="1" w:val="04A0"/>
       </w:tblPr>
       <w:tblGrid>
-        <w:gridCol w:w="5100"/>
-        <w:gridCol w:w="5100"/>
+        <w:gridCol w:w="4986"/>
+        <w:gridCol w:w="4986"/>
       </w:tblGrid>
       <w:tr>
         <w:tc>
           <w:tcPr>
-            <w:tcW w:type="dxa" w:w="5100"/>
+            <w:tcW w:type="dxa" w:w="4986"/>
             <w:vAlign w:val="center"/>
             <w:shd w:fill="E8EEF5"/>
           </w:tcPr>
@@ -2750,7 +2519,7 @@
         </w:tc>
         <w:tc>
           <w:tcPr>
-            <w:tcW w:type="dxa" w:w="5100"/>
+            <w:tcW w:type="dxa" w:w="4986"/>
             <w:vAlign w:val="center"/>
             <w:shd w:fill="E8EEF5"/>
           </w:tcPr>
@@ -2774,7 +2543,7 @@
       <w:tr>
         <w:tc>
           <w:tcPr>
-            <w:tcW w:type="dxa" w:w="5100"/>
+            <w:tcW w:type="dxa" w:w="4986"/>
             <w:vAlign w:val="center"/>
           </w:tcPr>
           <w:p>
@@ -2795,7 +2564,7 @@
         </w:tc>
         <w:tc>
           <w:tcPr>
-            <w:tcW w:type="dxa" w:w="5100"/>
+            <w:tcW w:type="dxa" w:w="4986"/>
             <w:vAlign w:val="center"/>
           </w:tcPr>
           <w:p>
@@ -2818,7 +2587,7 @@
       <w:tr>
         <w:tc>
           <w:tcPr>
-            <w:tcW w:type="dxa" w:w="5100"/>
+            <w:tcW w:type="dxa" w:w="4986"/>
             <w:vAlign w:val="center"/>
           </w:tcPr>
           <w:p>
@@ -2839,7 +2608,7 @@
         </w:tc>
         <w:tc>
           <w:tcPr>
-            <w:tcW w:type="dxa" w:w="5100"/>
+            <w:tcW w:type="dxa" w:w="4986"/>
             <w:vAlign w:val="center"/>
           </w:tcPr>
           <w:p>
@@ -2862,7 +2631,7 @@
       <w:tr>
         <w:tc>
           <w:tcPr>
-            <w:tcW w:type="dxa" w:w="5100"/>
+            <w:tcW w:type="dxa" w:w="4986"/>
             <w:vAlign w:val="center"/>
           </w:tcPr>
           <w:p>
@@ -2883,7 +2652,7 @@
         </w:tc>
         <w:tc>
           <w:tcPr>
-            <w:tcW w:type="dxa" w:w="5100"/>
+            <w:tcW w:type="dxa" w:w="4986"/>
             <w:vAlign w:val="center"/>
           </w:tcPr>
           <w:p>
@@ -2906,7 +2675,7 @@
       <w:tr>
         <w:tc>
           <w:tcPr>
-            <w:tcW w:type="dxa" w:w="5100"/>
+            <w:tcW w:type="dxa" w:w="4986"/>
             <w:vAlign w:val="center"/>
           </w:tcPr>
           <w:p>
@@ -2927,7 +2696,7 @@
         </w:tc>
         <w:tc>
           <w:tcPr>
-            <w:tcW w:type="dxa" w:w="5100"/>
+            <w:tcW w:type="dxa" w:w="4986"/>
             <w:vAlign w:val="center"/>
           </w:tcPr>
           <w:p>
@@ -2950,7 +2719,7 @@
       <w:tr>
         <w:tc>
           <w:tcPr>
-            <w:tcW w:type="dxa" w:w="5100"/>
+            <w:tcW w:type="dxa" w:w="4986"/>
             <w:vAlign w:val="center"/>
           </w:tcPr>
           <w:p>
@@ -2971,7 +2740,7 @@
         </w:tc>
         <w:tc>
           <w:tcPr>
-            <w:tcW w:type="dxa" w:w="5100"/>
+            <w:tcW w:type="dxa" w:w="4986"/>
             <w:vAlign w:val="center"/>
           </w:tcPr>
           <w:p>
@@ -2994,7 +2763,7 @@
       <w:tr>
         <w:tc>
           <w:tcPr>
-            <w:tcW w:type="dxa" w:w="5100"/>
+            <w:tcW w:type="dxa" w:w="4986"/>
             <w:vAlign w:val="center"/>
           </w:tcPr>
           <w:p>
@@ -3015,7 +2784,7 @@
         </w:tc>
         <w:tc>
           <w:tcPr>
-            <w:tcW w:type="dxa" w:w="5100"/>
+            <w:tcW w:type="dxa" w:w="4986"/>
             <w:vAlign w:val="center"/>
           </w:tcPr>
           <w:p>
@@ -3038,7 +2807,7 @@
       <w:tr>
         <w:tc>
           <w:tcPr>
-            <w:tcW w:type="dxa" w:w="5100"/>
+            <w:tcW w:type="dxa" w:w="4986"/>
             <w:vAlign w:val="center"/>
           </w:tcPr>
           <w:p>
@@ -3059,7 +2828,7 @@
         </w:tc>
         <w:tc>
           <w:tcPr>
-            <w:tcW w:type="dxa" w:w="5100"/>
+            <w:tcW w:type="dxa" w:w="4986"/>
             <w:vAlign w:val="center"/>
           </w:tcPr>
           <w:p>
@@ -3082,7 +2851,7 @@
       <w:tr>
         <w:tc>
           <w:tcPr>
-            <w:tcW w:type="dxa" w:w="5100"/>
+            <w:tcW w:type="dxa" w:w="4986"/>
             <w:vAlign w:val="center"/>
           </w:tcPr>
           <w:p>
@@ -3103,7 +2872,7 @@
         </w:tc>
         <w:tc>
           <w:tcPr>
-            <w:tcW w:type="dxa" w:w="5100"/>
+            <w:tcW w:type="dxa" w:w="4986"/>
             <w:vAlign w:val="center"/>
           </w:tcPr>
           <w:p>
@@ -3126,7 +2895,7 @@
       <w:tr>
         <w:tc>
           <w:tcPr>
-            <w:tcW w:type="dxa" w:w="5100"/>
+            <w:tcW w:type="dxa" w:w="4986"/>
             <w:vAlign w:val="center"/>
           </w:tcPr>
           <w:p>
@@ -3147,7 +2916,7 @@
         </w:tc>
         <w:tc>
           <w:tcPr>
-            <w:tcW w:type="dxa" w:w="5100"/>
+            <w:tcW w:type="dxa" w:w="4986"/>
             <w:vAlign w:val="center"/>
           </w:tcPr>
           <w:p>
@@ -3170,7 +2939,7 @@
       <w:tr>
         <w:tc>
           <w:tcPr>
-            <w:tcW w:type="dxa" w:w="5100"/>
+            <w:tcW w:type="dxa" w:w="4986"/>
             <w:vAlign w:val="center"/>
           </w:tcPr>
           <w:p>
@@ -3191,7 +2960,7 @@
         </w:tc>
         <w:tc>
           <w:tcPr>
-            <w:tcW w:type="dxa" w:w="5100"/>
+            <w:tcW w:type="dxa" w:w="4986"/>
             <w:vAlign w:val="center"/>
           </w:tcPr>
           <w:p>
@@ -3216,16 +2985,22 @@
     <w:p>
       <w:pPr>
         <w:pStyle w:val="Heading2"/>
-        <w:spacing w:before="120" w:after="80"/>
+        <w:spacing w:after="80"/>
       </w:pPr>
       <w:r>
+        <w:rPr>
+          <w:rFonts w:ascii="Yu Gothic" w:hAnsi="Yu Gothic" w:eastAsia="Yu Gothic"/>
+          <w:b w:val="0"/>
+          <w:color w:val="111827"/>
+          <w:sz w:val="20"/>
+        </w:rPr>
         <w:t>5.4 追加または変更が必要なDB設計</w:t>
       </w:r>
     </w:p>
     <w:p>
       <w:pPr>
         <w:pStyle w:val="ListBullet"/>
-        <w:spacing w:after="60"/>
+        <w:spacing w:after="80"/>
         <w:ind w:left="312" w:hanging="142"/>
       </w:pPr>
       <w:r>
@@ -3241,7 +3016,7 @@
     <w:p>
       <w:pPr>
         <w:pStyle w:val="ListBullet"/>
-        <w:spacing w:after="60"/>
+        <w:spacing w:after="80"/>
         <w:ind w:left="312" w:hanging="142"/>
       </w:pPr>
       <w:r>
@@ -3251,13 +3026,103 @@
           <w:color w:val="111827"/>
           <w:sz w:val="20"/>
         </w:rPr>
-        <w:t>既存履歴テーブルに不足がある場合、最小項目として `before_amount`, `after_amount`, `edited_by`, `edited_at`, `edit_reason` 相当の項目を追加する。</w:t>
+        <w:t xml:space="preserve">既存履歴テーブルに不足がある場合、最小項目として </w:t>
+      </w:r>
+      <w:r>
+        <w:rPr>
+          <w:rFonts w:ascii="Consolas" w:hAnsi="Consolas" w:eastAsia="Consolas"/>
+          <w:b w:val="0"/>
+          <w:color w:val="1F2937"/>
+          <w:sz w:val="18"/>
+        </w:rPr>
+        <w:t>before_amount</w:t>
+      </w:r>
+      <w:r>
+        <w:rPr>
+          <w:rFonts w:ascii="Yu Gothic" w:hAnsi="Yu Gothic" w:eastAsia="Yu Gothic"/>
+          <w:b w:val="0"/>
+          <w:color w:val="111827"/>
+          <w:sz w:val="20"/>
+        </w:rPr>
+        <w:t xml:space="preserve">, </w:t>
+      </w:r>
+      <w:r>
+        <w:rPr>
+          <w:rFonts w:ascii="Consolas" w:hAnsi="Consolas" w:eastAsia="Consolas"/>
+          <w:b w:val="0"/>
+          <w:color w:val="1F2937"/>
+          <w:sz w:val="18"/>
+        </w:rPr>
+        <w:t>after_amount</w:t>
+      </w:r>
+      <w:r>
+        <w:rPr>
+          <w:rFonts w:ascii="Yu Gothic" w:hAnsi="Yu Gothic" w:eastAsia="Yu Gothic"/>
+          <w:b w:val="0"/>
+          <w:color w:val="111827"/>
+          <w:sz w:val="20"/>
+        </w:rPr>
+        <w:t xml:space="preserve">, </w:t>
+      </w:r>
+      <w:r>
+        <w:rPr>
+          <w:rFonts w:ascii="Consolas" w:hAnsi="Consolas" w:eastAsia="Consolas"/>
+          <w:b w:val="0"/>
+          <w:color w:val="1F2937"/>
+          <w:sz w:val="18"/>
+        </w:rPr>
+        <w:t>edited_by</w:t>
+      </w:r>
+      <w:r>
+        <w:rPr>
+          <w:rFonts w:ascii="Yu Gothic" w:hAnsi="Yu Gothic" w:eastAsia="Yu Gothic"/>
+          <w:b w:val="0"/>
+          <w:color w:val="111827"/>
+          <w:sz w:val="20"/>
+        </w:rPr>
+        <w:t xml:space="preserve">, </w:t>
+      </w:r>
+      <w:r>
+        <w:rPr>
+          <w:rFonts w:ascii="Consolas" w:hAnsi="Consolas" w:eastAsia="Consolas"/>
+          <w:b w:val="0"/>
+          <w:color w:val="1F2937"/>
+          <w:sz w:val="18"/>
+        </w:rPr>
+        <w:t>edited_at</w:t>
+      </w:r>
+      <w:r>
+        <w:rPr>
+          <w:rFonts w:ascii="Yu Gothic" w:hAnsi="Yu Gothic" w:eastAsia="Yu Gothic"/>
+          <w:b w:val="0"/>
+          <w:color w:val="111827"/>
+          <w:sz w:val="20"/>
+        </w:rPr>
+        <w:t xml:space="preserve">, </w:t>
+      </w:r>
+      <w:r>
+        <w:rPr>
+          <w:rFonts w:ascii="Consolas" w:hAnsi="Consolas" w:eastAsia="Consolas"/>
+          <w:b w:val="0"/>
+          <w:color w:val="1F2937"/>
+          <w:sz w:val="18"/>
+        </w:rPr>
+        <w:t>edit_reason</w:t>
+      </w:r>
+      <w:r>
+        <w:rPr>
+          <w:rFonts w:ascii="Yu Gothic" w:hAnsi="Yu Gothic" w:eastAsia="Yu Gothic"/>
+          <w:b w:val="0"/>
+          <w:color w:val="111827"/>
+          <w:sz w:val="20"/>
+        </w:rPr>
+        <w:t xml:space="preserve"> 相当の項目を追加する。</w:t>
       </w:r>
     </w:p>
     <w:p>
       <w:pPr>
         <w:pStyle w:val="ListBullet"/>
-        <w:spacing w:after="60"/>
+        <w:spacing w:after="80"/>
         <w:ind w:left="312" w:hanging="142"/>
       </w:pPr>
       <w:r>
@@ -3273,7 +3138,7 @@
     <w:p>
       <w:pPr>
         <w:pStyle w:val="ListBullet"/>
-        <w:spacing w:after="60"/>
+        <w:spacing w:after="80"/>
         <w:ind w:left="312" w:hanging="142"/>
       </w:pPr>
       <w:r>
@@ -3289,7 +3154,7 @@
     <w:p>
       <w:pPr>
         <w:pStyle w:val="ListBullet"/>
-        <w:spacing w:after="60"/>
+        <w:spacing w:after="80"/>
         <w:ind w:left="312" w:hanging="142"/>
       </w:pPr>
       <w:r>
@@ -3305,9 +3170,15 @@
     <w:p>
       <w:pPr>
         <w:pStyle w:val="Heading1"/>
-        <w:spacing w:before="200" w:after="80"/>
+        <w:spacing w:after="80"/>
       </w:pPr>
       <w:r>
+        <w:rPr>
+          <w:rFonts w:ascii="Yu Gothic" w:hAnsi="Yu Gothic" w:eastAsia="Yu Gothic"/>
+          <w:b w:val="0"/>
+          <w:color w:val="111827"/>
+          <w:sz w:val="20"/>
+        </w:rPr>
         <w:t>6. RPC / DB関数設計</w:t>
       </w:r>
     </w:p>
@@ -3320,14 +3191,14 @@
         <w:tblLook w:firstColumn="1" w:firstRow="1" w:lastColumn="0" w:lastRow="0" w:noHBand="0" w:noVBand="1" w:val="04A0"/>
       </w:tblPr>
       <w:tblGrid>
-        <w:gridCol w:w="3400"/>
-        <w:gridCol w:w="3400"/>
-        <w:gridCol w:w="3400"/>
+        <w:gridCol w:w="3324"/>
+        <w:gridCol w:w="3324"/>
+        <w:gridCol w:w="3324"/>
       </w:tblGrid>
       <w:tr>
         <w:tc>
           <w:tcPr>
-            <w:tcW w:type="dxa" w:w="3400"/>
+            <w:tcW w:type="dxa" w:w="3324"/>
             <w:vAlign w:val="center"/>
             <w:shd w:fill="E8EEF5"/>
           </w:tcPr>
@@ -3349,7 +3220,7 @@
         </w:tc>
         <w:tc>
           <w:tcPr>
-            <w:tcW w:type="dxa" w:w="3400"/>
+            <w:tcW w:type="dxa" w:w="3324"/>
             <w:vAlign w:val="center"/>
             <w:shd w:fill="E8EEF5"/>
           </w:tcPr>
@@ -3371,7 +3242,7 @@
         </w:tc>
         <w:tc>
           <w:tcPr>
-            <w:tcW w:type="dxa" w:w="3400"/>
+            <w:tcW w:type="dxa" w:w="3324"/>
             <w:vAlign w:val="center"/>
             <w:shd w:fill="E8EEF5"/>
           </w:tcPr>
@@ -3395,7 +3266,7 @@
       <w:tr>
         <w:tc>
           <w:tcPr>
-            <w:tcW w:type="dxa" w:w="3400"/>
+            <w:tcW w:type="dxa" w:w="3324"/>
             <w:vAlign w:val="center"/>
           </w:tcPr>
           <w:p>
@@ -3416,7 +3287,7 @@
         </w:tc>
         <w:tc>
           <w:tcPr>
-            <w:tcW w:type="dxa" w:w="3400"/>
+            <w:tcW w:type="dxa" w:w="3324"/>
             <w:vAlign w:val="center"/>
           </w:tcPr>
           <w:p>
@@ -3437,7 +3308,7 @@
         </w:tc>
         <w:tc>
           <w:tcPr>
-            <w:tcW w:type="dxa" w:w="3400"/>
+            <w:tcW w:type="dxa" w:w="3324"/>
             <w:vAlign w:val="center"/>
           </w:tcPr>
           <w:p>
@@ -3460,7 +3331,7 @@
       <w:tr>
         <w:tc>
           <w:tcPr>
-            <w:tcW w:type="dxa" w:w="3400"/>
+            <w:tcW w:type="dxa" w:w="3324"/>
             <w:vAlign w:val="center"/>
           </w:tcPr>
           <w:p>
@@ -3481,7 +3352,7 @@
         </w:tc>
         <w:tc>
           <w:tcPr>
-            <w:tcW w:type="dxa" w:w="3400"/>
+            <w:tcW w:type="dxa" w:w="3324"/>
             <w:vAlign w:val="center"/>
           </w:tcPr>
           <w:p>
@@ -3502,7 +3373,7 @@
         </w:tc>
         <w:tc>
           <w:tcPr>
-            <w:tcW w:type="dxa" w:w="3400"/>
+            <w:tcW w:type="dxa" w:w="3324"/>
             <w:vAlign w:val="center"/>
           </w:tcPr>
           <w:p>
@@ -3525,7 +3396,7 @@
       <w:tr>
         <w:tc>
           <w:tcPr>
-            <w:tcW w:type="dxa" w:w="3400"/>
+            <w:tcW w:type="dxa" w:w="3324"/>
             <w:vAlign w:val="center"/>
           </w:tcPr>
           <w:p>
@@ -3546,7 +3417,7 @@
         </w:tc>
         <w:tc>
           <w:tcPr>
-            <w:tcW w:type="dxa" w:w="3400"/>
+            <w:tcW w:type="dxa" w:w="3324"/>
             <w:vAlign w:val="center"/>
           </w:tcPr>
           <w:p>
@@ -3567,7 +3438,7 @@
         </w:tc>
         <w:tc>
           <w:tcPr>
-            <w:tcW w:type="dxa" w:w="3400"/>
+            <w:tcW w:type="dxa" w:w="3324"/>
             <w:vAlign w:val="center"/>
           </w:tcPr>
           <w:p>
@@ -3590,7 +3461,7 @@
       <w:tr>
         <w:tc>
           <w:tcPr>
-            <w:tcW w:type="dxa" w:w="3400"/>
+            <w:tcW w:type="dxa" w:w="3324"/>
             <w:vAlign w:val="center"/>
           </w:tcPr>
           <w:p>
@@ -3611,7 +3482,7 @@
         </w:tc>
         <w:tc>
           <w:tcPr>
-            <w:tcW w:type="dxa" w:w="3400"/>
+            <w:tcW w:type="dxa" w:w="3324"/>
             <w:vAlign w:val="center"/>
           </w:tcPr>
           <w:p>
@@ -3632,7 +3503,7 @@
         </w:tc>
         <w:tc>
           <w:tcPr>
-            <w:tcW w:type="dxa" w:w="3400"/>
+            <w:tcW w:type="dxa" w:w="3324"/>
             <w:vAlign w:val="center"/>
           </w:tcPr>
           <w:p>
@@ -3655,7 +3526,7 @@
       <w:tr>
         <w:tc>
           <w:tcPr>
-            <w:tcW w:type="dxa" w:w="3400"/>
+            <w:tcW w:type="dxa" w:w="3324"/>
             <w:vAlign w:val="center"/>
           </w:tcPr>
           <w:p>
@@ -3676,7 +3547,7 @@
         </w:tc>
         <w:tc>
           <w:tcPr>
-            <w:tcW w:type="dxa" w:w="3400"/>
+            <w:tcW w:type="dxa" w:w="3324"/>
             <w:vAlign w:val="center"/>
           </w:tcPr>
           <w:p>
@@ -3697,7 +3568,7 @@
         </w:tc>
         <w:tc>
           <w:tcPr>
-            <w:tcW w:type="dxa" w:w="3400"/>
+            <w:tcW w:type="dxa" w:w="3324"/>
             <w:vAlign w:val="center"/>
           </w:tcPr>
           <w:p>
@@ -3720,7 +3591,7 @@
       <w:tr>
         <w:tc>
           <w:tcPr>
-            <w:tcW w:type="dxa" w:w="3400"/>
+            <w:tcW w:type="dxa" w:w="3324"/>
             <w:vAlign w:val="center"/>
           </w:tcPr>
           <w:p>
@@ -3741,7 +3612,7 @@
         </w:tc>
         <w:tc>
           <w:tcPr>
-            <w:tcW w:type="dxa" w:w="3400"/>
+            <w:tcW w:type="dxa" w:w="3324"/>
             <w:vAlign w:val="center"/>
           </w:tcPr>
           <w:p>
@@ -3762,7 +3633,7 @@
         </w:tc>
         <w:tc>
           <w:tcPr>
-            <w:tcW w:type="dxa" w:w="3400"/>
+            <w:tcW w:type="dxa" w:w="3324"/>
             <w:vAlign w:val="center"/>
           </w:tcPr>
           <w:p>
@@ -3785,7 +3656,7 @@
       <w:tr>
         <w:tc>
           <w:tcPr>
-            <w:tcW w:type="dxa" w:w="3400"/>
+            <w:tcW w:type="dxa" w:w="3324"/>
             <w:vAlign w:val="center"/>
           </w:tcPr>
           <w:p>
@@ -3806,7 +3677,7 @@
         </w:tc>
         <w:tc>
           <w:tcPr>
-            <w:tcW w:type="dxa" w:w="3400"/>
+            <w:tcW w:type="dxa" w:w="3324"/>
             <w:vAlign w:val="center"/>
           </w:tcPr>
           <w:p>
@@ -3827,7 +3698,7 @@
         </w:tc>
         <w:tc>
           <w:tcPr>
-            <w:tcW w:type="dxa" w:w="3400"/>
+            <w:tcW w:type="dxa" w:w="3324"/>
             <w:vAlign w:val="center"/>
           </w:tcPr>
           <w:p>
@@ -3850,7 +3721,7 @@
       <w:tr>
         <w:tc>
           <w:tcPr>
-            <w:tcW w:type="dxa" w:w="3400"/>
+            <w:tcW w:type="dxa" w:w="3324"/>
             <w:vAlign w:val="center"/>
           </w:tcPr>
           <w:p>
@@ -3871,7 +3742,7 @@
         </w:tc>
         <w:tc>
           <w:tcPr>
-            <w:tcW w:type="dxa" w:w="3400"/>
+            <w:tcW w:type="dxa" w:w="3324"/>
             <w:vAlign w:val="center"/>
           </w:tcPr>
           <w:p>
@@ -3892,7 +3763,7 @@
         </w:tc>
         <w:tc>
           <w:tcPr>
-            <w:tcW w:type="dxa" w:w="3400"/>
+            <w:tcW w:type="dxa" w:w="3324"/>
             <w:vAlign w:val="center"/>
           </w:tcPr>
           <w:p>
@@ -3917,9 +3788,15 @@
     <w:p>
       <w:pPr>
         <w:pStyle w:val="Heading1"/>
-        <w:spacing w:before="200" w:after="80"/>
+        <w:spacing w:after="80"/>
       </w:pPr>
       <w:r>
+        <w:rPr>
+          <w:rFonts w:ascii="Yu Gothic" w:hAnsi="Yu Gothic" w:eastAsia="Yu Gothic"/>
+          <w:b w:val="0"/>
+          <w:color w:val="111827"/>
+          <w:sz w:val="20"/>
+        </w:rPr>
         <w:t>7. API設計</w:t>
       </w:r>
     </w:p>
@@ -3932,15 +3809,15 @@
         <w:tblLook w:firstColumn="1" w:firstRow="1" w:lastColumn="0" w:lastRow="0" w:noHBand="0" w:noVBand="1" w:val="04A0"/>
       </w:tblPr>
       <w:tblGrid>
-        <w:gridCol w:w="2550"/>
-        <w:gridCol w:w="2550"/>
-        <w:gridCol w:w="2550"/>
-        <w:gridCol w:w="2550"/>
+        <w:gridCol w:w="2493"/>
+        <w:gridCol w:w="2493"/>
+        <w:gridCol w:w="2493"/>
+        <w:gridCol w:w="2493"/>
       </w:tblGrid>
       <w:tr>
         <w:tc>
           <w:tcPr>
-            <w:tcW w:type="dxa" w:w="2550"/>
+            <w:tcW w:type="dxa" w:w="2493"/>
             <w:vAlign w:val="center"/>
             <w:shd w:fill="E8EEF5"/>
           </w:tcPr>
@@ -3962,7 +3839,7 @@
         </w:tc>
         <w:tc>
           <w:tcPr>
-            <w:tcW w:type="dxa" w:w="2550"/>
+            <w:tcW w:type="dxa" w:w="2493"/>
             <w:vAlign w:val="center"/>
             <w:shd w:fill="E8EEF5"/>
           </w:tcPr>
@@ -3984,7 +3861,7 @@
         </w:tc>
         <w:tc>
           <w:tcPr>
-            <w:tcW w:type="dxa" w:w="2550"/>
+            <w:tcW w:type="dxa" w:w="2493"/>
             <w:vAlign w:val="center"/>
             <w:shd w:fill="E8EEF5"/>
           </w:tcPr>
@@ -4006,7 +3883,7 @@
         </w:tc>
         <w:tc>
           <w:tcPr>
-            <w:tcW w:type="dxa" w:w="2550"/>
+            <w:tcW w:type="dxa" w:w="2493"/>
             <w:vAlign w:val="center"/>
             <w:shd w:fill="E8EEF5"/>
           </w:tcPr>
@@ -4030,7 +3907,7 @@
       <w:tr>
         <w:tc>
           <w:tcPr>
-            <w:tcW w:type="dxa" w:w="2550"/>
+            <w:tcW w:type="dxa" w:w="2493"/>
             <w:vAlign w:val="center"/>
           </w:tcPr>
           <w:p>
@@ -4051,7 +3928,7 @@
         </w:tc>
         <w:tc>
           <w:tcPr>
-            <w:tcW w:type="dxa" w:w="2550"/>
+            <w:tcW w:type="dxa" w:w="2493"/>
             <w:vAlign w:val="center"/>
           </w:tcPr>
           <w:p>
@@ -4072,7 +3949,7 @@
         </w:tc>
         <w:tc>
           <w:tcPr>
-            <w:tcW w:type="dxa" w:w="2550"/>
+            <w:tcW w:type="dxa" w:w="2493"/>
             <w:vAlign w:val="center"/>
           </w:tcPr>
           <w:p>
@@ -4093,7 +3970,7 @@
         </w:tc>
         <w:tc>
           <w:tcPr>
-            <w:tcW w:type="dxa" w:w="2550"/>
+            <w:tcW w:type="dxa" w:w="2493"/>
             <w:vAlign w:val="center"/>
           </w:tcPr>
           <w:p>
@@ -4116,7 +3993,7 @@
       <w:tr>
         <w:tc>
           <w:tcPr>
-            <w:tcW w:type="dxa" w:w="2550"/>
+            <w:tcW w:type="dxa" w:w="2493"/>
             <w:vAlign w:val="center"/>
           </w:tcPr>
           <w:p>
@@ -4137,7 +4014,7 @@
         </w:tc>
         <w:tc>
           <w:tcPr>
-            <w:tcW w:type="dxa" w:w="2550"/>
+            <w:tcW w:type="dxa" w:w="2493"/>
             <w:vAlign w:val="center"/>
           </w:tcPr>
           <w:p>
@@ -4158,7 +4035,7 @@
         </w:tc>
         <w:tc>
           <w:tcPr>
-            <w:tcW w:type="dxa" w:w="2550"/>
+            <w:tcW w:type="dxa" w:w="2493"/>
             <w:vAlign w:val="center"/>
           </w:tcPr>
           <w:p>
@@ -4179,7 +4056,7 @@
         </w:tc>
         <w:tc>
           <w:tcPr>
-            <w:tcW w:type="dxa" w:w="2550"/>
+            <w:tcW w:type="dxa" w:w="2493"/>
             <w:vAlign w:val="center"/>
           </w:tcPr>
           <w:p>
@@ -4202,7 +4079,7 @@
       <w:tr>
         <w:tc>
           <w:tcPr>
-            <w:tcW w:type="dxa" w:w="2550"/>
+            <w:tcW w:type="dxa" w:w="2493"/>
             <w:vAlign w:val="center"/>
           </w:tcPr>
           <w:p>
@@ -4223,7 +4100,7 @@
         </w:tc>
         <w:tc>
           <w:tcPr>
-            <w:tcW w:type="dxa" w:w="2550"/>
+            <w:tcW w:type="dxa" w:w="2493"/>
             <w:vAlign w:val="center"/>
           </w:tcPr>
           <w:p>
@@ -4244,7 +4121,7 @@
         </w:tc>
         <w:tc>
           <w:tcPr>
-            <w:tcW w:type="dxa" w:w="2550"/>
+            <w:tcW w:type="dxa" w:w="2493"/>
             <w:vAlign w:val="center"/>
           </w:tcPr>
           <w:p>
@@ -4265,7 +4142,7 @@
         </w:tc>
         <w:tc>
           <w:tcPr>
-            <w:tcW w:type="dxa" w:w="2550"/>
+            <w:tcW w:type="dxa" w:w="2493"/>
             <w:vAlign w:val="center"/>
           </w:tcPr>
           <w:p>
@@ -4288,7 +4165,7 @@
       <w:tr>
         <w:tc>
           <w:tcPr>
-            <w:tcW w:type="dxa" w:w="2550"/>
+            <w:tcW w:type="dxa" w:w="2493"/>
             <w:vAlign w:val="center"/>
           </w:tcPr>
           <w:p>
@@ -4309,7 +4186,7 @@
         </w:tc>
         <w:tc>
           <w:tcPr>
-            <w:tcW w:type="dxa" w:w="2550"/>
+            <w:tcW w:type="dxa" w:w="2493"/>
             <w:vAlign w:val="center"/>
           </w:tcPr>
           <w:p>
@@ -4330,7 +4207,7 @@
         </w:tc>
         <w:tc>
           <w:tcPr>
-            <w:tcW w:type="dxa" w:w="2550"/>
+            <w:tcW w:type="dxa" w:w="2493"/>
             <w:vAlign w:val="center"/>
           </w:tcPr>
           <w:p>
@@ -4351,7 +4228,7 @@
         </w:tc>
         <w:tc>
           <w:tcPr>
-            <w:tcW w:type="dxa" w:w="2550"/>
+            <w:tcW w:type="dxa" w:w="2493"/>
             <w:vAlign w:val="center"/>
           </w:tcPr>
           <w:p>
@@ -4374,7 +4251,7 @@
       <w:tr>
         <w:tc>
           <w:tcPr>
-            <w:tcW w:type="dxa" w:w="2550"/>
+            <w:tcW w:type="dxa" w:w="2493"/>
             <w:vAlign w:val="center"/>
           </w:tcPr>
           <w:p>
@@ -4395,7 +4272,7 @@
         </w:tc>
         <w:tc>
           <w:tcPr>
-            <w:tcW w:type="dxa" w:w="2550"/>
+            <w:tcW w:type="dxa" w:w="2493"/>
             <w:vAlign w:val="center"/>
           </w:tcPr>
           <w:p>
@@ -4416,7 +4293,7 @@
         </w:tc>
         <w:tc>
           <w:tcPr>
-            <w:tcW w:type="dxa" w:w="2550"/>
+            <w:tcW w:type="dxa" w:w="2493"/>
             <w:vAlign w:val="center"/>
           </w:tcPr>
           <w:p>
@@ -4437,7 +4314,7 @@
         </w:tc>
         <w:tc>
           <w:tcPr>
-            <w:tcW w:type="dxa" w:w="2550"/>
+            <w:tcW w:type="dxa" w:w="2493"/>
             <w:vAlign w:val="center"/>
           </w:tcPr>
           <w:p>
@@ -4460,7 +4337,7 @@
       <w:tr>
         <w:tc>
           <w:tcPr>
-            <w:tcW w:type="dxa" w:w="2550"/>
+            <w:tcW w:type="dxa" w:w="2493"/>
             <w:vAlign w:val="center"/>
           </w:tcPr>
           <w:p>
@@ -4481,7 +4358,7 @@
         </w:tc>
         <w:tc>
           <w:tcPr>
-            <w:tcW w:type="dxa" w:w="2550"/>
+            <w:tcW w:type="dxa" w:w="2493"/>
             <w:vAlign w:val="center"/>
           </w:tcPr>
           <w:p>
@@ -4502,7 +4379,7 @@
         </w:tc>
         <w:tc>
           <w:tcPr>
-            <w:tcW w:type="dxa" w:w="2550"/>
+            <w:tcW w:type="dxa" w:w="2493"/>
             <w:vAlign w:val="center"/>
           </w:tcPr>
           <w:p>
@@ -4523,7 +4400,7 @@
         </w:tc>
         <w:tc>
           <w:tcPr>
-            <w:tcW w:type="dxa" w:w="2550"/>
+            <w:tcW w:type="dxa" w:w="2493"/>
             <w:vAlign w:val="center"/>
           </w:tcPr>
           <w:p>
@@ -4546,7 +4423,7 @@
       <w:tr>
         <w:tc>
           <w:tcPr>
-            <w:tcW w:type="dxa" w:w="2550"/>
+            <w:tcW w:type="dxa" w:w="2493"/>
             <w:vAlign w:val="center"/>
           </w:tcPr>
           <w:p>
@@ -4567,7 +4444,7 @@
         </w:tc>
         <w:tc>
           <w:tcPr>
-            <w:tcW w:type="dxa" w:w="2550"/>
+            <w:tcW w:type="dxa" w:w="2493"/>
             <w:vAlign w:val="center"/>
           </w:tcPr>
           <w:p>
@@ -4588,7 +4465,7 @@
         </w:tc>
         <w:tc>
           <w:tcPr>
-            <w:tcW w:type="dxa" w:w="2550"/>
+            <w:tcW w:type="dxa" w:w="2493"/>
             <w:vAlign w:val="center"/>
           </w:tcPr>
           <w:p>
@@ -4609,7 +4486,7 @@
         </w:tc>
         <w:tc>
           <w:tcPr>
-            <w:tcW w:type="dxa" w:w="2550"/>
+            <w:tcW w:type="dxa" w:w="2493"/>
             <w:vAlign w:val="center"/>
           </w:tcPr>
           <w:p>
@@ -4632,7 +4509,7 @@
       <w:tr>
         <w:tc>
           <w:tcPr>
-            <w:tcW w:type="dxa" w:w="2550"/>
+            <w:tcW w:type="dxa" w:w="2493"/>
             <w:vAlign w:val="center"/>
           </w:tcPr>
           <w:p>
@@ -4653,7 +4530,7 @@
         </w:tc>
         <w:tc>
           <w:tcPr>
-            <w:tcW w:type="dxa" w:w="2550"/>
+            <w:tcW w:type="dxa" w:w="2493"/>
             <w:vAlign w:val="center"/>
           </w:tcPr>
           <w:p>
@@ -4674,7 +4551,7 @@
         </w:tc>
         <w:tc>
           <w:tcPr>
-            <w:tcW w:type="dxa" w:w="2550"/>
+            <w:tcW w:type="dxa" w:w="2493"/>
             <w:vAlign w:val="center"/>
           </w:tcPr>
           <w:p>
@@ -4695,7 +4572,7 @@
         </w:tc>
         <w:tc>
           <w:tcPr>
-            <w:tcW w:type="dxa" w:w="2550"/>
+            <w:tcW w:type="dxa" w:w="2493"/>
             <w:vAlign w:val="center"/>
           </w:tcPr>
           <w:p>
@@ -4718,7 +4595,7 @@
       <w:tr>
         <w:tc>
           <w:tcPr>
-            <w:tcW w:type="dxa" w:w="2550"/>
+            <w:tcW w:type="dxa" w:w="2493"/>
             <w:vAlign w:val="center"/>
           </w:tcPr>
           <w:p>
@@ -4739,7 +4616,7 @@
         </w:tc>
         <w:tc>
           <w:tcPr>
-            <w:tcW w:type="dxa" w:w="2550"/>
+            <w:tcW w:type="dxa" w:w="2493"/>
             <w:vAlign w:val="center"/>
           </w:tcPr>
           <w:p>
@@ -4760,7 +4637,7 @@
         </w:tc>
         <w:tc>
           <w:tcPr>
-            <w:tcW w:type="dxa" w:w="2550"/>
+            <w:tcW w:type="dxa" w:w="2493"/>
             <w:vAlign w:val="center"/>
           </w:tcPr>
           <w:p>
@@ -4781,7 +4658,7 @@
         </w:tc>
         <w:tc>
           <w:tcPr>
-            <w:tcW w:type="dxa" w:w="2550"/>
+            <w:tcW w:type="dxa" w:w="2493"/>
             <w:vAlign w:val="center"/>
           </w:tcPr>
           <w:p>
@@ -4804,7 +4681,7 @@
       <w:tr>
         <w:tc>
           <w:tcPr>
-            <w:tcW w:type="dxa" w:w="2550"/>
+            <w:tcW w:type="dxa" w:w="2493"/>
             <w:vAlign w:val="center"/>
           </w:tcPr>
           <w:p>
@@ -4825,7 +4702,7 @@
         </w:tc>
         <w:tc>
           <w:tcPr>
-            <w:tcW w:type="dxa" w:w="2550"/>
+            <w:tcW w:type="dxa" w:w="2493"/>
             <w:vAlign w:val="center"/>
           </w:tcPr>
           <w:p>
@@ -4846,7 +4723,7 @@
         </w:tc>
         <w:tc>
           <w:tcPr>
-            <w:tcW w:type="dxa" w:w="2550"/>
+            <w:tcW w:type="dxa" w:w="2493"/>
             <w:vAlign w:val="center"/>
           </w:tcPr>
           <w:p>
@@ -4867,7 +4744,7 @@
         </w:tc>
         <w:tc>
           <w:tcPr>
-            <w:tcW w:type="dxa" w:w="2550"/>
+            <w:tcW w:type="dxa" w:w="2493"/>
             <w:vAlign w:val="center"/>
           </w:tcPr>
           <w:p>
@@ -4890,7 +4767,7 @@
       <w:tr>
         <w:tc>
           <w:tcPr>
-            <w:tcW w:type="dxa" w:w="2550"/>
+            <w:tcW w:type="dxa" w:w="2493"/>
             <w:vAlign w:val="center"/>
           </w:tcPr>
           <w:p>
@@ -4911,7 +4788,7 @@
         </w:tc>
         <w:tc>
           <w:tcPr>
-            <w:tcW w:type="dxa" w:w="2550"/>
+            <w:tcW w:type="dxa" w:w="2493"/>
             <w:vAlign w:val="center"/>
           </w:tcPr>
           <w:p>
@@ -4932,7 +4809,7 @@
         </w:tc>
         <w:tc>
           <w:tcPr>
-            <w:tcW w:type="dxa" w:w="2550"/>
+            <w:tcW w:type="dxa" w:w="2493"/>
             <w:vAlign w:val="center"/>
           </w:tcPr>
           <w:p>
@@ -4953,7 +4830,7 @@
         </w:tc>
         <w:tc>
           <w:tcPr>
-            <w:tcW w:type="dxa" w:w="2550"/>
+            <w:tcW w:type="dxa" w:w="2493"/>
             <w:vAlign w:val="center"/>
           </w:tcPr>
           <w:p>
@@ -4976,7 +4853,7 @@
       <w:tr>
         <w:tc>
           <w:tcPr>
-            <w:tcW w:type="dxa" w:w="2550"/>
+            <w:tcW w:type="dxa" w:w="2493"/>
             <w:vAlign w:val="center"/>
           </w:tcPr>
           <w:p>
@@ -4997,7 +4874,7 @@
         </w:tc>
         <w:tc>
           <w:tcPr>
-            <w:tcW w:type="dxa" w:w="2550"/>
+            <w:tcW w:type="dxa" w:w="2493"/>
             <w:vAlign w:val="center"/>
           </w:tcPr>
           <w:p>
@@ -5018,7 +4895,7 @@
         </w:tc>
         <w:tc>
           <w:tcPr>
-            <w:tcW w:type="dxa" w:w="2550"/>
+            <w:tcW w:type="dxa" w:w="2493"/>
             <w:vAlign w:val="center"/>
           </w:tcPr>
           <w:p>
@@ -5039,7 +4916,7 @@
         </w:tc>
         <w:tc>
           <w:tcPr>
-            <w:tcW w:type="dxa" w:w="2550"/>
+            <w:tcW w:type="dxa" w:w="2493"/>
             <w:vAlign w:val="center"/>
           </w:tcPr>
           <w:p>
@@ -5062,7 +4939,7 @@
       <w:tr>
         <w:tc>
           <w:tcPr>
-            <w:tcW w:type="dxa" w:w="2550"/>
+            <w:tcW w:type="dxa" w:w="2493"/>
             <w:vAlign w:val="center"/>
           </w:tcPr>
           <w:p>
@@ -5083,7 +4960,7 @@
         </w:tc>
         <w:tc>
           <w:tcPr>
-            <w:tcW w:type="dxa" w:w="2550"/>
+            <w:tcW w:type="dxa" w:w="2493"/>
             <w:vAlign w:val="center"/>
           </w:tcPr>
           <w:p>
@@ -5104,7 +4981,7 @@
         </w:tc>
         <w:tc>
           <w:tcPr>
-            <w:tcW w:type="dxa" w:w="2550"/>
+            <w:tcW w:type="dxa" w:w="2493"/>
             <w:vAlign w:val="center"/>
           </w:tcPr>
           <w:p>
@@ -5125,7 +5002,7 @@
         </w:tc>
         <w:tc>
           <w:tcPr>
-            <w:tcW w:type="dxa" w:w="2550"/>
+            <w:tcW w:type="dxa" w:w="2493"/>
             <w:vAlign w:val="center"/>
           </w:tcPr>
           <w:p>
@@ -5150,213 +5027,396 @@
     <w:p>
       <w:pPr>
         <w:pStyle w:val="Heading1"/>
-        <w:spacing w:before="200" w:after="80"/>
+        <w:spacing w:after="80"/>
       </w:pPr>
       <w:r>
+        <w:rPr>
+          <w:rFonts w:ascii="Yu Gothic" w:hAnsi="Yu Gothic" w:eastAsia="Yu Gothic"/>
+          <w:b w:val="0"/>
+          <w:color w:val="111827"/>
+          <w:sz w:val="20"/>
+        </w:rPr>
         <w:t>8. 主要処理フロー</w:t>
       </w:r>
     </w:p>
     <w:p>
       <w:pPr>
         <w:pStyle w:val="Heading2"/>
-        <w:spacing w:before="120" w:after="80"/>
+        <w:spacing w:after="80"/>
       </w:pPr>
       <w:r>
+        <w:rPr>
+          <w:rFonts w:ascii="Yu Gothic" w:hAnsi="Yu Gothic" w:eastAsia="Yu Gothic"/>
+          <w:b w:val="0"/>
+          <w:color w:val="111827"/>
+          <w:sz w:val="20"/>
+        </w:rPr>
         <w:t>8.1 受注登録から工程作成</w:t>
       </w:r>
     </w:p>
     <w:p>
       <w:pPr>
-        <w:spacing w:before="80" w:after="160"/>
-        <w:ind w:left="170" w:right="170"/>
+        <w:spacing w:after="80"/>
+        <w:jc w:val="center"/>
+      </w:pPr>
+      <w:r>
+        <w:drawing>
+          <wp:inline xmlns:a="http://schemas.openxmlformats.org/drawingml/2006/main" xmlns:pic="http://schemas.openxmlformats.org/drawingml/2006/picture">
+            <wp:extent cx="6120000" cy="2098286"/>
+            <wp:docPr id="3" name="Picture 3"/>
+            <wp:cNvGraphicFramePr>
+              <a:graphicFrameLocks noChangeAspect="1"/>
+            </wp:cNvGraphicFramePr>
+            <a:graphic>
+              <a:graphicData uri="http://schemas.openxmlformats.org/drawingml/2006/picture">
+                <pic:pic>
+                  <pic:nvPicPr>
+                    <pic:cNvPr id="0" name="flow_order_to_process_20260819.png"/>
+                    <pic:cNvPicPr/>
+                  </pic:nvPicPr>
+                  <pic:blipFill>
+                    <a:blip r:embed="rId11"/>
+                    <a:stretch>
+                      <a:fillRect/>
+                    </a:stretch>
+                  </pic:blipFill>
+                  <pic:spPr>
+                    <a:xfrm>
+                      <a:off x="0" y="0"/>
+                      <a:ext cx="6120000" cy="2098286"/>
+                    </a:xfrm>
+                    <a:prstGeom prst="rect"/>
+                  </pic:spPr>
+                </pic:pic>
+              </a:graphicData>
+            </a:graphic>
+          </wp:inline>
+        </w:drawing>
+      </w:r>
+    </w:p>
+    <w:p>
+      <w:pPr>
+        <w:spacing w:after="80"/>
       </w:pPr>
       <w:r>
         <w:rPr>
-          <w:rFonts w:ascii="Consolas" w:hAnsi="Consolas" w:eastAsia="Consolas"/>
+          <w:rFonts w:ascii="Yu Gothic" w:hAnsi="Yu Gothic" w:eastAsia="Yu Gothic"/>
           <w:b w:val="0"/>
           <w:color w:val="111827"/>
-          <w:sz w:val="16"/>
+          <w:sz w:val="20"/>
         </w:rPr>
-        <w:t>flowchart TD</w:t>
-        <w:br/>
-        <w:t xml:space="preserve">  A["受注登録"] --&gt; B["postsへ登録"]</w:t>
-        <w:br/>
-        <w:t xml:space="preserve">  B --&gt; C["create_order_processes_for_post"]</w:t>
-        <w:br/>
-        <w:t xml:space="preserve">  C --&gt; D["product_processesを取得"]</w:t>
-        <w:br/>
-        <w:t xml:space="preserve">  D --&gt; E["order_processesへ注番別工程を作成"]</w:t>
-        <w:br/>
-        <w:t xml:space="preserve">  E --&gt; F["進捗管理に表示"]</w:t>
+        <w:t>図8-1 受注登録から注番別工程作成までの処理フロー。</w:t>
       </w:r>
     </w:p>
     <w:p>
       <w:pPr>
         <w:pStyle w:val="Heading2"/>
-        <w:spacing w:before="120" w:after="80"/>
+        <w:spacing w:after="80"/>
       </w:pPr>
       <w:r>
+        <w:rPr>
+          <w:rFonts w:ascii="Yu Gothic" w:hAnsi="Yu Gothic" w:eastAsia="Yu Gothic"/>
+          <w:b w:val="0"/>
+          <w:color w:val="111827"/>
+          <w:sz w:val="20"/>
+        </w:rPr>
         <w:t>8.2 製造実績登録とロット確定</w:t>
       </w:r>
     </w:p>
     <w:p>
       <w:pPr>
-        <w:spacing w:before="80" w:after="160"/>
-        <w:ind w:left="170" w:right="170"/>
+        <w:spacing w:after="80"/>
+        <w:jc w:val="center"/>
+      </w:pPr>
+      <w:r>
+        <w:drawing>
+          <wp:inline xmlns:a="http://schemas.openxmlformats.org/drawingml/2006/main" xmlns:pic="http://schemas.openxmlformats.org/drawingml/2006/picture">
+            <wp:extent cx="5832000" cy="2360571"/>
+            <wp:docPr id="4" name="Picture 4"/>
+            <wp:cNvGraphicFramePr>
+              <a:graphicFrameLocks noChangeAspect="1"/>
+            </wp:cNvGraphicFramePr>
+            <a:graphic>
+              <a:graphicData uri="http://schemas.openxmlformats.org/drawingml/2006/picture">
+                <pic:pic>
+                  <pic:nvPicPr>
+                    <pic:cNvPr id="0" name="flow_result_lot_confirm_20260819.png"/>
+                    <pic:cNvPicPr/>
+                  </pic:nvPicPr>
+                  <pic:blipFill>
+                    <a:blip r:embed="rId12"/>
+                    <a:stretch>
+                      <a:fillRect/>
+                    </a:stretch>
+                  </pic:blipFill>
+                  <pic:spPr>
+                    <a:xfrm>
+                      <a:off x="0" y="0"/>
+                      <a:ext cx="5832000" cy="2360571"/>
+                    </a:xfrm>
+                    <a:prstGeom prst="rect"/>
+                  </pic:spPr>
+                </pic:pic>
+              </a:graphicData>
+            </a:graphic>
+          </wp:inline>
+        </w:drawing>
+      </w:r>
+    </w:p>
+    <w:p>
+      <w:pPr>
+        <w:spacing w:after="80"/>
       </w:pPr>
       <w:r>
         <w:rPr>
-          <w:rFonts w:ascii="Consolas" w:hAnsi="Consolas" w:eastAsia="Consolas"/>
+          <w:rFonts w:ascii="Yu Gothic" w:hAnsi="Yu Gothic" w:eastAsia="Yu Gothic"/>
           <w:b w:val="0"/>
           <w:color w:val="111827"/>
-          <w:sz w:val="16"/>
+          <w:sz w:val="20"/>
         </w:rPr>
-        <w:t>flowchart TD</w:t>
-        <w:br/>
-        <w:t xml:space="preserve">  A["進捗管理で納期をクリック"] --&gt; B["実績登録へ遷移 order_noを渡す"]</w:t>
-        <w:br/>
-        <w:t xml:space="preserve">  B --&gt; C["部署プルダウンで対象予定を表示"]</w:t>
-        <w:br/>
-        <w:t xml:space="preserve">  C --&gt; D["製造工程で数量とロットを入力"]</w:t>
-        <w:br/>
-        <w:t xml:space="preserve">  D --&gt; E["production_resultsへ登録"]</w:t>
-        <w:br/>
-        <w:t xml:space="preserve">  E --&gt; F["lotsへロットを作成または更新"]</w:t>
-        <w:br/>
-        <w:t xml:space="preserve">  F --&gt; G["登録数量を次工程へ自動移動"]</w:t>
-        <w:br/>
-        <w:t xml:space="preserve">  G --&gt; H["工程移動履歴を保存"]</w:t>
-        <w:br/>
-        <w:t xml:space="preserve">  H --&gt; I["進捗管理へ戻り最新化"]</w:t>
+        <w:t>図8-2 製造実績登録、ロット確定、次工程移動までの処理フロー。</w:t>
       </w:r>
     </w:p>
     <w:p>
       <w:pPr>
         <w:pStyle w:val="Heading2"/>
-        <w:spacing w:before="120" w:after="80"/>
+        <w:spacing w:after="80"/>
       </w:pPr>
       <w:r>
+        <w:rPr>
+          <w:rFonts w:ascii="Yu Gothic" w:hAnsi="Yu Gothic" w:eastAsia="Yu Gothic"/>
+          <w:b w:val="0"/>
+          <w:color w:val="111827"/>
+          <w:sz w:val="20"/>
+        </w:rPr>
         <w:t>8.3 工程間移動</w:t>
       </w:r>
     </w:p>
     <w:p>
       <w:pPr>
-        <w:spacing w:before="80" w:after="160"/>
-        <w:ind w:left="170" w:right="170"/>
+        <w:spacing w:after="80"/>
+        <w:jc w:val="center"/>
+      </w:pPr>
+      <w:r>
+        <w:drawing>
+          <wp:inline xmlns:a="http://schemas.openxmlformats.org/drawingml/2006/main" xmlns:pic="http://schemas.openxmlformats.org/drawingml/2006/picture">
+            <wp:extent cx="6120000" cy="2098286"/>
+            <wp:docPr id="5" name="Picture 5"/>
+            <wp:cNvGraphicFramePr>
+              <a:graphicFrameLocks noChangeAspect="1"/>
+            </wp:cNvGraphicFramePr>
+            <a:graphic>
+              <a:graphicData uri="http://schemas.openxmlformats.org/drawingml/2006/picture">
+                <pic:pic>
+                  <pic:nvPicPr>
+                    <pic:cNvPr id="0" name="flow_process_transfer_20260819.png"/>
+                    <pic:cNvPicPr/>
+                  </pic:nvPicPr>
+                  <pic:blipFill>
+                    <a:blip r:embed="rId13"/>
+                    <a:stretch>
+                      <a:fillRect/>
+                    </a:stretch>
+                  </pic:blipFill>
+                  <pic:spPr>
+                    <a:xfrm>
+                      <a:off x="0" y="0"/>
+                      <a:ext cx="6120000" cy="2098286"/>
+                    </a:xfrm>
+                    <a:prstGeom prst="rect"/>
+                  </pic:spPr>
+                </pic:pic>
+              </a:graphicData>
+            </a:graphic>
+          </wp:inline>
+        </w:drawing>
+      </w:r>
+    </w:p>
+    <w:p>
+      <w:pPr>
+        <w:spacing w:after="80"/>
       </w:pPr>
       <w:r>
         <w:rPr>
-          <w:rFonts w:ascii="Consolas" w:hAnsi="Consolas" w:eastAsia="Consolas"/>
+          <w:rFonts w:ascii="Yu Gothic" w:hAnsi="Yu Gothic" w:eastAsia="Yu Gothic"/>
           <w:b w:val="0"/>
           <w:color w:val="111827"/>
-          <w:sz w:val="16"/>
+          <w:sz w:val="20"/>
         </w:rPr>
-        <w:t>flowchart TD</w:t>
-        <w:br/>
-        <w:t xml:space="preserve">  A["実績登録完了"] --&gt; B["対象工程の現在数量を減算"]</w:t>
-        <w:br/>
-        <w:t xml:space="preserve">  B --&gt; C["次工程の現在数量を加算"]</w:t>
-        <w:br/>
-        <w:t xml:space="preserve">  C --&gt; D{"元工程の残数が0か"}</w:t>
-        <w:br/>
-        <w:t xml:space="preserve">  D --&gt;|Yes| E["元工程は '-' 表示"]</w:t>
-        <w:br/>
-        <w:t xml:space="preserve">  D --&gt;|No| F["元工程に残数量を表示"]</w:t>
-        <w:br/>
-        <w:t xml:space="preserve">  E --&gt; G["移動履歴を注番管理で表示"]</w:t>
-        <w:br/>
-        <w:t xml:space="preserve">  F --&gt; G</w:t>
+        <w:t>図8-3 実績登録後に生産数量のみを次工程へ移動する処理フロー。</w:t>
       </w:r>
     </w:p>
     <w:p>
       <w:pPr>
         <w:pStyle w:val="Heading2"/>
-        <w:spacing w:before="120" w:after="80"/>
+        <w:spacing w:after="80"/>
       </w:pPr>
       <w:r>
+        <w:rPr>
+          <w:rFonts w:ascii="Yu Gothic" w:hAnsi="Yu Gothic" w:eastAsia="Yu Gothic"/>
+          <w:b w:val="0"/>
+          <w:color w:val="111827"/>
+          <w:sz w:val="20"/>
+        </w:rPr>
         <w:t>8.4 超過生産と在庫・引当・出荷</w:t>
       </w:r>
     </w:p>
     <w:p>
       <w:pPr>
-        <w:spacing w:before="80" w:after="160"/>
-        <w:ind w:left="170" w:right="170"/>
+        <w:spacing w:after="80"/>
+        <w:jc w:val="center"/>
+      </w:pPr>
+      <w:r>
+        <w:drawing>
+          <wp:inline xmlns:a="http://schemas.openxmlformats.org/drawingml/2006/main" xmlns:pic="http://schemas.openxmlformats.org/drawingml/2006/picture">
+            <wp:extent cx="5832000" cy="1999543"/>
+            <wp:docPr id="6" name="Picture 6"/>
+            <wp:cNvGraphicFramePr>
+              <a:graphicFrameLocks noChangeAspect="1"/>
+            </wp:cNvGraphicFramePr>
+            <a:graphic>
+              <a:graphicData uri="http://schemas.openxmlformats.org/drawingml/2006/picture">
+                <pic:pic>
+                  <pic:nvPicPr>
+                    <pic:cNvPr id="0" name="flow_overproduction_stock_20260819.png"/>
+                    <pic:cNvPicPr/>
+                  </pic:nvPicPr>
+                  <pic:blipFill>
+                    <a:blip r:embed="rId14"/>
+                    <a:stretch>
+                      <a:fillRect/>
+                    </a:stretch>
+                  </pic:blipFill>
+                  <pic:spPr>
+                    <a:xfrm>
+                      <a:off x="0" y="0"/>
+                      <a:ext cx="5832000" cy="1999543"/>
+                    </a:xfrm>
+                    <a:prstGeom prst="rect"/>
+                  </pic:spPr>
+                </pic:pic>
+              </a:graphicData>
+            </a:graphic>
+          </wp:inline>
+        </w:drawing>
+      </w:r>
+    </w:p>
+    <w:p>
+      <w:pPr>
+        <w:spacing w:after="80"/>
       </w:pPr>
       <w:r>
         <w:rPr>
-          <w:rFonts w:ascii="Consolas" w:hAnsi="Consolas" w:eastAsia="Consolas"/>
+          <w:rFonts w:ascii="Yu Gothic" w:hAnsi="Yu Gothic" w:eastAsia="Yu Gothic"/>
           <w:b w:val="0"/>
           <w:color w:val="111827"/>
-          <w:sz w:val="16"/>
+          <w:sz w:val="20"/>
         </w:rPr>
-        <w:t>flowchart TD</w:t>
-        <w:br/>
-        <w:t xml:space="preserve">  A["受注数量1000"] --&gt; B["製造1200を登録"]</w:t>
-        <w:br/>
-        <w:t xml:space="preserve">  B --&gt; C["超過200を含めて在庫化"]</w:t>
-        <w:br/>
-        <w:t xml:space="preserve">  C --&gt; D["在庫1200"]</w:t>
-        <w:br/>
-        <w:t xml:space="preserve">  D --&gt; E["受注への引当は最大1000"]</w:t>
-        <w:br/>
-        <w:t xml:space="preserve">  E --&gt; F["出荷も最大1000"]</w:t>
-        <w:br/>
-        <w:t xml:space="preserve">  D --&gt; G["超過200は別受注へ引当可能な在庫として残る"]</w:t>
+        <w:t>図8-4 超過生産分を在庫化し、引当と出荷を受注数量上限で制御する処理フロー。</w:t>
       </w:r>
     </w:p>
     <w:p>
       <w:pPr>
         <w:pStyle w:val="Heading2"/>
-        <w:spacing w:before="120" w:after="80"/>
+        <w:spacing w:after="80"/>
       </w:pPr>
       <w:r>
+        <w:rPr>
+          <w:rFonts w:ascii="Yu Gothic" w:hAnsi="Yu Gothic" w:eastAsia="Yu Gothic"/>
+          <w:b w:val="0"/>
+          <w:color w:val="111827"/>
+          <w:sz w:val="20"/>
+        </w:rPr>
         <w:t>8.5 部署別生産予定</w:t>
       </w:r>
     </w:p>
     <w:p>
       <w:pPr>
-        <w:spacing w:before="80" w:after="160"/>
-        <w:ind w:left="170" w:right="170"/>
+        <w:spacing w:after="80"/>
+        <w:jc w:val="center"/>
+      </w:pPr>
+      <w:r>
+        <w:drawing>
+          <wp:inline xmlns:a="http://schemas.openxmlformats.org/drawingml/2006/main" xmlns:pic="http://schemas.openxmlformats.org/drawingml/2006/picture">
+            <wp:extent cx="5832000" cy="1999543"/>
+            <wp:docPr id="7" name="Picture 7"/>
+            <wp:cNvGraphicFramePr>
+              <a:graphicFrameLocks noChangeAspect="1"/>
+            </wp:cNvGraphicFramePr>
+            <a:graphic>
+              <a:graphicData uri="http://schemas.openxmlformats.org/drawingml/2006/picture">
+                <pic:pic>
+                  <pic:nvPicPr>
+                    <pic:cNvPr id="0" name="flow_department_schedule_20260819.png"/>
+                    <pic:cNvPicPr/>
+                  </pic:nvPicPr>
+                  <pic:blipFill>
+                    <a:blip r:embed="rId15"/>
+                    <a:stretch>
+                      <a:fillRect/>
+                    </a:stretch>
+                  </pic:blipFill>
+                  <pic:spPr>
+                    <a:xfrm>
+                      <a:off x="0" y="0"/>
+                      <a:ext cx="5832000" cy="1999543"/>
+                    </a:xfrm>
+                    <a:prstGeom prst="rect"/>
+                  </pic:spPr>
+                </pic:pic>
+              </a:graphicData>
+            </a:graphic>
+          </wp:inline>
+        </w:drawing>
+      </w:r>
+    </w:p>
+    <w:p>
+      <w:pPr>
+        <w:spacing w:after="80"/>
       </w:pPr>
       <w:r>
         <w:rPr>
-          <w:rFonts w:ascii="Consolas" w:hAnsi="Consolas" w:eastAsia="Consolas"/>
+          <w:rFonts w:ascii="Yu Gothic" w:hAnsi="Yu Gothic" w:eastAsia="Yu Gothic"/>
           <w:b w:val="0"/>
           <w:color w:val="111827"/>
-          <w:sz w:val="16"/>
+          <w:sz w:val="20"/>
         </w:rPr>
-        <w:t>flowchart TD</w:t>
-        <w:br/>
-        <w:t xml:space="preserve">  A["生産予定画面"] --&gt; B["部署選択"]</w:t>
-        <w:br/>
-        <w:t xml:space="preserve">  B --&gt; C["部署のみで絞り込み"]</w:t>
-        <w:br/>
-        <w:t xml:space="preserve">  C --&gt; D["注番、取引先名、製品名、ロット、数量、完了数、完了日、納期を表示"]</w:t>
-        <w:br/>
-        <w:t xml:space="preserve">  D --&gt; E["実績登録画面の予定選択にも連動"]</w:t>
+        <w:t>図8-5 部署別生産予定を部署のみで絞り込み、実績登録へ連動する処理フロー。</w:t>
       </w:r>
     </w:p>
     <w:p>
       <w:pPr>
         <w:pStyle w:val="Heading1"/>
-        <w:spacing w:before="200" w:after="80"/>
+        <w:spacing w:after="80"/>
       </w:pPr>
       <w:r>
+        <w:rPr>
+          <w:rFonts w:ascii="Yu Gothic" w:hAnsi="Yu Gothic" w:eastAsia="Yu Gothic"/>
+          <w:b w:val="0"/>
+          <w:color w:val="111827"/>
+          <w:sz w:val="20"/>
+        </w:rPr>
         <w:t>9. 進捗管理設計</w:t>
       </w:r>
     </w:p>
     <w:p>
       <w:pPr>
         <w:pStyle w:val="Heading2"/>
-        <w:spacing w:before="120" w:after="80"/>
+        <w:spacing w:after="80"/>
       </w:pPr>
       <w:r>
+        <w:rPr>
+          <w:rFonts w:ascii="Yu Gothic" w:hAnsi="Yu Gothic" w:eastAsia="Yu Gothic"/>
+          <w:b w:val="0"/>
+          <w:color w:val="111827"/>
+          <w:sz w:val="20"/>
+        </w:rPr>
         <w:t>9.1 表示項目</w:t>
       </w:r>
     </w:p>
     <w:p>
       <w:pPr>
-        <w:spacing w:after="100"/>
+        <w:spacing w:after="80"/>
       </w:pPr>
       <w:r>
         <w:rPr>
@@ -5371,7 +5431,7 @@
     <w:p>
       <w:pPr>
         <w:pStyle w:val="ListNumber"/>
-        <w:spacing w:after="60"/>
+        <w:spacing w:after="80"/>
       </w:pPr>
       <w:r>
         <w:rPr>
@@ -5386,7 +5446,7 @@
     <w:p>
       <w:pPr>
         <w:pStyle w:val="ListNumber"/>
-        <w:spacing w:after="60"/>
+        <w:spacing w:after="80"/>
       </w:pPr>
       <w:r>
         <w:rPr>
@@ -5401,7 +5461,7 @@
     <w:p>
       <w:pPr>
         <w:pStyle w:val="ListNumber"/>
-        <w:spacing w:after="60"/>
+        <w:spacing w:after="80"/>
       </w:pPr>
       <w:r>
         <w:rPr>
@@ -5416,7 +5476,7 @@
     <w:p>
       <w:pPr>
         <w:pStyle w:val="ListNumber"/>
-        <w:spacing w:after="60"/>
+        <w:spacing w:after="80"/>
       </w:pPr>
       <w:r>
         <w:rPr>
@@ -5431,7 +5491,7 @@
     <w:p>
       <w:pPr>
         <w:pStyle w:val="ListNumber"/>
-        <w:spacing w:after="60"/>
+        <w:spacing w:after="80"/>
       </w:pPr>
       <w:r>
         <w:rPr>
@@ -5446,7 +5506,7 @@
     <w:p>
       <w:pPr>
         <w:pStyle w:val="ListNumber"/>
-        <w:spacing w:after="60"/>
+        <w:spacing w:after="80"/>
       </w:pPr>
       <w:r>
         <w:rPr>
@@ -5461,7 +5521,7 @@
     <w:p>
       <w:pPr>
         <w:pStyle w:val="ListNumber"/>
-        <w:spacing w:after="60"/>
+        <w:spacing w:after="80"/>
       </w:pPr>
       <w:r>
         <w:rPr>
@@ -5476,7 +5536,7 @@
     <w:p>
       <w:pPr>
         <w:pStyle w:val="ListNumber"/>
-        <w:spacing w:after="60"/>
+        <w:spacing w:after="80"/>
       </w:pPr>
       <w:r>
         <w:rPr>
@@ -5491,7 +5551,7 @@
     <w:p>
       <w:pPr>
         <w:pStyle w:val="ListNumber"/>
-        <w:spacing w:after="60"/>
+        <w:spacing w:after="80"/>
       </w:pPr>
       <w:r>
         <w:rPr>
@@ -5506,7 +5566,7 @@
     <w:p>
       <w:pPr>
         <w:pStyle w:val="ListNumber"/>
-        <w:spacing w:after="60"/>
+        <w:spacing w:after="80"/>
       </w:pPr>
       <w:r>
         <w:rPr>
@@ -5521,7 +5581,7 @@
     <w:p>
       <w:pPr>
         <w:pStyle w:val="ListNumber"/>
-        <w:spacing w:after="60"/>
+        <w:spacing w:after="80"/>
       </w:pPr>
       <w:r>
         <w:rPr>
@@ -5536,7 +5596,7 @@
     <w:p>
       <w:pPr>
         <w:pStyle w:val="ListNumber"/>
-        <w:spacing w:after="60"/>
+        <w:spacing w:after="80"/>
       </w:pPr>
       <w:r>
         <w:rPr>
@@ -5551,7 +5611,7 @@
     <w:p>
       <w:pPr>
         <w:pStyle w:val="ListNumber"/>
-        <w:spacing w:after="60"/>
+        <w:spacing w:after="80"/>
       </w:pPr>
       <w:r>
         <w:rPr>
@@ -5566,7 +5626,7 @@
     <w:p>
       <w:pPr>
         <w:pStyle w:val="ListNumber"/>
-        <w:spacing w:after="60"/>
+        <w:spacing w:after="80"/>
       </w:pPr>
       <w:r>
         <w:rPr>
@@ -5581,7 +5641,7 @@
     <w:p>
       <w:pPr>
         <w:pStyle w:val="ListNumber"/>
-        <w:spacing w:after="60"/>
+        <w:spacing w:after="80"/>
       </w:pPr>
       <w:r>
         <w:rPr>
@@ -5596,16 +5656,22 @@
     <w:p>
       <w:pPr>
         <w:pStyle w:val="Heading2"/>
-        <w:spacing w:before="120" w:after="80"/>
+        <w:spacing w:after="80"/>
       </w:pPr>
       <w:r>
+        <w:rPr>
+          <w:rFonts w:ascii="Yu Gothic" w:hAnsi="Yu Gothic" w:eastAsia="Yu Gothic"/>
+          <w:b w:val="0"/>
+          <w:color w:val="111827"/>
+          <w:sz w:val="20"/>
+        </w:rPr>
         <w:t>9.2 数量表示ルール</w:t>
       </w:r>
     </w:p>
     <w:p>
       <w:pPr>
         <w:pStyle w:val="ListBullet"/>
-        <w:spacing w:after="60"/>
+        <w:spacing w:after="80"/>
         <w:ind w:left="312" w:hanging="142"/>
       </w:pPr>
       <w:r>
@@ -5621,7 +5687,7 @@
     <w:p>
       <w:pPr>
         <w:pStyle w:val="ListBullet"/>
-        <w:spacing w:after="60"/>
+        <w:spacing w:after="80"/>
         <w:ind w:left="312" w:hanging="142"/>
       </w:pPr>
       <w:r>
@@ -5637,7 +5703,7 @@
     <w:p>
       <w:pPr>
         <w:pStyle w:val="ListBullet"/>
-        <w:spacing w:after="60"/>
+        <w:spacing w:after="80"/>
         <w:ind w:left="312" w:hanging="142"/>
       </w:pPr>
       <w:r>
@@ -5647,13 +5713,31 @@
           <w:color w:val="111827"/>
           <w:sz w:val="20"/>
         </w:rPr>
-        <w:t>登録済み数量が次工程へ移動した場合、元工程は移動済み数量を表示せず、残数量がなければ `-` を表示する。</w:t>
+        <w:t xml:space="preserve">登録済み数量が次工程へ移動した場合、元工程は移動済み数量を表示せず、残数量がなければ </w:t>
+      </w:r>
+      <w:r>
+        <w:rPr>
+          <w:rFonts w:ascii="Consolas" w:hAnsi="Consolas" w:eastAsia="Consolas"/>
+          <w:b w:val="0"/>
+          <w:color w:val="1F2937"/>
+          <w:sz w:val="18"/>
+        </w:rPr>
+        <w:t>-</w:t>
+      </w:r>
+      <w:r>
+        <w:rPr>
+          <w:rFonts w:ascii="Yu Gothic" w:hAnsi="Yu Gothic" w:eastAsia="Yu Gothic"/>
+          <w:b w:val="0"/>
+          <w:color w:val="111827"/>
+          <w:sz w:val="20"/>
+        </w:rPr>
+        <w:t xml:space="preserve"> を表示する。</w:t>
       </w:r>
     </w:p>
     <w:p>
       <w:pPr>
         <w:pStyle w:val="ListBullet"/>
-        <w:spacing w:after="60"/>
+        <w:spacing w:after="80"/>
         <w:ind w:left="312" w:hanging="142"/>
       </w:pPr>
       <w:r>
@@ -5669,7 +5753,7 @@
     <w:p>
       <w:pPr>
         <w:pStyle w:val="ListBullet"/>
-        <w:spacing w:after="60"/>
+        <w:spacing w:after="80"/>
         <w:ind w:left="312" w:hanging="142"/>
       </w:pPr>
       <w:r>
@@ -5685,7 +5769,7 @@
     <w:p>
       <w:pPr>
         <w:pStyle w:val="ListBullet"/>
-        <w:spacing w:after="60"/>
+        <w:spacing w:after="80"/>
         <w:ind w:left="312" w:hanging="142"/>
       </w:pPr>
       <w:r>
@@ -5701,16 +5785,22 @@
     <w:p>
       <w:pPr>
         <w:pStyle w:val="Heading2"/>
-        <w:spacing w:before="120" w:after="80"/>
+        <w:spacing w:after="80"/>
       </w:pPr>
       <w:r>
+        <w:rPr>
+          <w:rFonts w:ascii="Yu Gothic" w:hAnsi="Yu Gothic" w:eastAsia="Yu Gothic"/>
+          <w:b w:val="0"/>
+          <w:color w:val="111827"/>
+          <w:sz w:val="20"/>
+        </w:rPr>
         <w:t>9.3 直接編集</w:t>
       </w:r>
     </w:p>
     <w:p>
       <w:pPr>
         <w:pStyle w:val="ListBullet"/>
-        <w:spacing w:after="60"/>
+        <w:spacing w:after="80"/>
         <w:ind w:left="312" w:hanging="142"/>
       </w:pPr>
       <w:r>
@@ -5726,7 +5816,7 @@
     <w:p>
       <w:pPr>
         <w:pStyle w:val="ListBullet"/>
-        <w:spacing w:after="60"/>
+        <w:spacing w:after="80"/>
         <w:ind w:left="312" w:hanging="142"/>
       </w:pPr>
       <w:r>
@@ -5742,7 +5832,7 @@
     <w:p>
       <w:pPr>
         <w:pStyle w:val="ListBullet"/>
-        <w:spacing w:after="60"/>
+        <w:spacing w:after="80"/>
         <w:ind w:left="312" w:hanging="142"/>
       </w:pPr>
       <w:r>
@@ -5758,16 +5848,22 @@
     <w:p>
       <w:pPr>
         <w:pStyle w:val="Heading1"/>
-        <w:spacing w:before="200" w:after="80"/>
+        <w:spacing w:after="80"/>
       </w:pPr>
       <w:r>
+        <w:rPr>
+          <w:rFonts w:ascii="Yu Gothic" w:hAnsi="Yu Gothic" w:eastAsia="Yu Gothic"/>
+          <w:b w:val="0"/>
+          <w:color w:val="111827"/>
+          <w:sz w:val="20"/>
+        </w:rPr>
         <w:t>10. 実績登録設計</w:t>
       </w:r>
     </w:p>
     <w:p>
       <w:pPr>
         <w:pStyle w:val="ListBullet"/>
-        <w:spacing w:after="60"/>
+        <w:spacing w:after="80"/>
         <w:ind w:left="312" w:hanging="142"/>
       </w:pPr>
       <w:r>
@@ -5777,13 +5873,31 @@
           <w:color w:val="111827"/>
           <w:sz w:val="20"/>
         </w:rPr>
-        <w:t>登録対象は、納期クリックで渡された `order_no` を主キーとして特定する。</w:t>
+        <w:t xml:space="preserve">登録対象は、納期クリックで渡された </w:t>
+      </w:r>
+      <w:r>
+        <w:rPr>
+          <w:rFonts w:ascii="Consolas" w:hAnsi="Consolas" w:eastAsia="Consolas"/>
+          <w:b w:val="0"/>
+          <w:color w:val="1F2937"/>
+          <w:sz w:val="18"/>
+        </w:rPr>
+        <w:t>order_no</w:t>
+      </w:r>
+      <w:r>
+        <w:rPr>
+          <w:rFonts w:ascii="Yu Gothic" w:hAnsi="Yu Gothic" w:eastAsia="Yu Gothic"/>
+          <w:b w:val="0"/>
+          <w:color w:val="111827"/>
+          <w:sz w:val="20"/>
+        </w:rPr>
+        <w:t xml:space="preserve"> を主キーとして特定する。</w:t>
       </w:r>
     </w:p>
     <w:p>
       <w:pPr>
         <w:pStyle w:val="ListBullet"/>
-        <w:spacing w:after="60"/>
+        <w:spacing w:after="80"/>
         <w:ind w:left="312" w:hanging="142"/>
       </w:pPr>
       <w:r>
@@ -5799,7 +5913,7 @@
     <w:p>
       <w:pPr>
         <w:pStyle w:val="ListBullet"/>
-        <w:spacing w:after="60"/>
+        <w:spacing w:after="80"/>
         <w:ind w:left="312" w:hanging="142"/>
       </w:pPr>
       <w:r>
@@ -5815,7 +5929,7 @@
     <w:p>
       <w:pPr>
         <w:pStyle w:val="ListBullet"/>
-        <w:spacing w:after="60"/>
+        <w:spacing w:after="80"/>
         <w:ind w:left="312" w:hanging="142"/>
       </w:pPr>
       <w:r>
@@ -5831,7 +5945,7 @@
     <w:p>
       <w:pPr>
         <w:pStyle w:val="ListBullet"/>
-        <w:spacing w:after="60"/>
+        <w:spacing w:after="80"/>
         <w:ind w:left="312" w:hanging="142"/>
       </w:pPr>
       <w:r>
@@ -5847,7 +5961,7 @@
     <w:p>
       <w:pPr>
         <w:pStyle w:val="ListBullet"/>
-        <w:spacing w:after="60"/>
+        <w:spacing w:after="80"/>
         <w:ind w:left="312" w:hanging="142"/>
       </w:pPr>
       <w:r>
@@ -5863,16 +5977,22 @@
     <w:p>
       <w:pPr>
         <w:pStyle w:val="Heading1"/>
-        <w:spacing w:before="200" w:after="80"/>
+        <w:spacing w:after="80"/>
       </w:pPr>
       <w:r>
+        <w:rPr>
+          <w:rFonts w:ascii="Yu Gothic" w:hAnsi="Yu Gothic" w:eastAsia="Yu Gothic"/>
+          <w:b w:val="0"/>
+          <w:color w:val="111827"/>
+          <w:sz w:val="20"/>
+        </w:rPr>
         <w:t>11. 生産予定設計</w:t>
       </w:r>
     </w:p>
     <w:p>
       <w:pPr>
         <w:pStyle w:val="ListBullet"/>
-        <w:spacing w:after="60"/>
+        <w:spacing w:after="80"/>
         <w:ind w:left="312" w:hanging="142"/>
       </w:pPr>
       <w:r>
@@ -5888,7 +6008,7 @@
     <w:p>
       <w:pPr>
         <w:pStyle w:val="ListBullet"/>
-        <w:spacing w:after="60"/>
+        <w:spacing w:after="80"/>
         <w:ind w:left="312" w:hanging="142"/>
       </w:pPr>
       <w:r>
@@ -5904,7 +6024,7 @@
     <w:p>
       <w:pPr>
         <w:pStyle w:val="ListBullet"/>
-        <w:spacing w:after="60"/>
+        <w:spacing w:after="80"/>
         <w:ind w:left="312" w:hanging="142"/>
       </w:pPr>
       <w:r>
@@ -5920,7 +6040,7 @@
     <w:p>
       <w:pPr>
         <w:pStyle w:val="ListBullet"/>
-        <w:spacing w:after="60"/>
+        <w:spacing w:after="80"/>
         <w:ind w:left="312" w:hanging="142"/>
       </w:pPr>
       <w:r>
@@ -5942,13 +6062,13 @@
         <w:tblLook w:firstColumn="1" w:firstRow="1" w:lastColumn="0" w:lastRow="0" w:noHBand="0" w:noVBand="1" w:val="04A0"/>
       </w:tblPr>
       <w:tblGrid>
-        <w:gridCol w:w="5100"/>
-        <w:gridCol w:w="5100"/>
+        <w:gridCol w:w="4986"/>
+        <w:gridCol w:w="4986"/>
       </w:tblGrid>
       <w:tr>
         <w:tc>
           <w:tcPr>
-            <w:tcW w:type="dxa" w:w="5100"/>
+            <w:tcW w:type="dxa" w:w="4986"/>
             <w:vAlign w:val="center"/>
             <w:shd w:fill="E8EEF5"/>
           </w:tcPr>
@@ -5970,7 +6090,7 @@
         </w:tc>
         <w:tc>
           <w:tcPr>
-            <w:tcW w:type="dxa" w:w="5100"/>
+            <w:tcW w:type="dxa" w:w="4986"/>
             <w:vAlign w:val="center"/>
             <w:shd w:fill="E8EEF5"/>
           </w:tcPr>
@@ -5994,7 +6114,7 @@
       <w:tr>
         <w:tc>
           <w:tcPr>
-            <w:tcW w:type="dxa" w:w="5100"/>
+            <w:tcW w:type="dxa" w:w="4986"/>
             <w:vAlign w:val="center"/>
           </w:tcPr>
           <w:p>
@@ -6015,7 +6135,7 @@
         </w:tc>
         <w:tc>
           <w:tcPr>
-            <w:tcW w:type="dxa" w:w="5100"/>
+            <w:tcW w:type="dxa" w:w="4986"/>
             <w:vAlign w:val="center"/>
           </w:tcPr>
           <w:p>
@@ -6038,7 +6158,7 @@
       <w:tr>
         <w:tc>
           <w:tcPr>
-            <w:tcW w:type="dxa" w:w="5100"/>
+            <w:tcW w:type="dxa" w:w="4986"/>
             <w:vAlign w:val="center"/>
           </w:tcPr>
           <w:p>
@@ -6059,7 +6179,7 @@
         </w:tc>
         <w:tc>
           <w:tcPr>
-            <w:tcW w:type="dxa" w:w="5100"/>
+            <w:tcW w:type="dxa" w:w="4986"/>
             <w:vAlign w:val="center"/>
           </w:tcPr>
           <w:p>
@@ -6082,7 +6202,7 @@
       <w:tr>
         <w:tc>
           <w:tcPr>
-            <w:tcW w:type="dxa" w:w="5100"/>
+            <w:tcW w:type="dxa" w:w="4986"/>
             <w:vAlign w:val="center"/>
           </w:tcPr>
           <w:p>
@@ -6103,7 +6223,7 @@
         </w:tc>
         <w:tc>
           <w:tcPr>
-            <w:tcW w:type="dxa" w:w="5100"/>
+            <w:tcW w:type="dxa" w:w="4986"/>
             <w:vAlign w:val="center"/>
           </w:tcPr>
           <w:p>
@@ -6126,7 +6246,7 @@
       <w:tr>
         <w:tc>
           <w:tcPr>
-            <w:tcW w:type="dxa" w:w="5100"/>
+            <w:tcW w:type="dxa" w:w="4986"/>
             <w:vAlign w:val="center"/>
           </w:tcPr>
           <w:p>
@@ -6147,7 +6267,7 @@
         </w:tc>
         <w:tc>
           <w:tcPr>
-            <w:tcW w:type="dxa" w:w="5100"/>
+            <w:tcW w:type="dxa" w:w="4986"/>
             <w:vAlign w:val="center"/>
           </w:tcPr>
           <w:p>
@@ -6170,7 +6290,7 @@
       <w:tr>
         <w:tc>
           <w:tcPr>
-            <w:tcW w:type="dxa" w:w="5100"/>
+            <w:tcW w:type="dxa" w:w="4986"/>
             <w:vAlign w:val="center"/>
           </w:tcPr>
           <w:p>
@@ -6191,7 +6311,7 @@
         </w:tc>
         <w:tc>
           <w:tcPr>
-            <w:tcW w:type="dxa" w:w="5100"/>
+            <w:tcW w:type="dxa" w:w="4986"/>
             <w:vAlign w:val="center"/>
           </w:tcPr>
           <w:p>
@@ -6214,7 +6334,7 @@
       <w:tr>
         <w:tc>
           <w:tcPr>
-            <w:tcW w:type="dxa" w:w="5100"/>
+            <w:tcW w:type="dxa" w:w="4986"/>
             <w:vAlign w:val="center"/>
           </w:tcPr>
           <w:p>
@@ -6235,7 +6355,7 @@
         </w:tc>
         <w:tc>
           <w:tcPr>
-            <w:tcW w:type="dxa" w:w="5100"/>
+            <w:tcW w:type="dxa" w:w="4986"/>
             <w:vAlign w:val="center"/>
           </w:tcPr>
           <w:p>
@@ -6258,7 +6378,7 @@
       <w:tr>
         <w:tc>
           <w:tcPr>
-            <w:tcW w:type="dxa" w:w="5100"/>
+            <w:tcW w:type="dxa" w:w="4986"/>
             <w:vAlign w:val="center"/>
           </w:tcPr>
           <w:p>
@@ -6279,7 +6399,7 @@
         </w:tc>
         <w:tc>
           <w:tcPr>
-            <w:tcW w:type="dxa" w:w="5100"/>
+            <w:tcW w:type="dxa" w:w="4986"/>
             <w:vAlign w:val="center"/>
           </w:tcPr>
           <w:p>
@@ -6302,7 +6422,7 @@
       <w:tr>
         <w:tc>
           <w:tcPr>
-            <w:tcW w:type="dxa" w:w="5100"/>
+            <w:tcW w:type="dxa" w:w="4986"/>
             <w:vAlign w:val="center"/>
           </w:tcPr>
           <w:p>
@@ -6323,7 +6443,7 @@
         </w:tc>
         <w:tc>
           <w:tcPr>
-            <w:tcW w:type="dxa" w:w="5100"/>
+            <w:tcW w:type="dxa" w:w="4986"/>
             <w:vAlign w:val="center"/>
           </w:tcPr>
           <w:p>
@@ -6348,16 +6468,22 @@
     <w:p>
       <w:pPr>
         <w:pStyle w:val="Heading1"/>
-        <w:spacing w:before="200" w:after="80"/>
+        <w:spacing w:after="80"/>
       </w:pPr>
       <w:r>
+        <w:rPr>
+          <w:rFonts w:ascii="Yu Gothic" w:hAnsi="Yu Gothic" w:eastAsia="Yu Gothic"/>
+          <w:b w:val="0"/>
+          <w:color w:val="111827"/>
+          <w:sz w:val="20"/>
+        </w:rPr>
         <w:t>12. 注番管理設計</w:t>
       </w:r>
     </w:p>
     <w:p>
       <w:pPr>
         <w:pStyle w:val="ListBullet"/>
-        <w:spacing w:after="60"/>
+        <w:spacing w:after="80"/>
         <w:ind w:left="312" w:hanging="142"/>
       </w:pPr>
       <w:r>
@@ -6373,7 +6499,7 @@
     <w:p>
       <w:pPr>
         <w:pStyle w:val="ListBullet"/>
-        <w:spacing w:after="60"/>
+        <w:spacing w:after="80"/>
         <w:ind w:left="312" w:hanging="142"/>
       </w:pPr>
       <w:r>
@@ -6389,7 +6515,7 @@
     <w:p>
       <w:pPr>
         <w:pStyle w:val="ListBullet"/>
-        <w:spacing w:after="60"/>
+        <w:spacing w:after="80"/>
         <w:ind w:left="312" w:hanging="142"/>
       </w:pPr>
       <w:r>
@@ -6405,7 +6531,7 @@
     <w:p>
       <w:pPr>
         <w:pStyle w:val="ListBullet"/>
-        <w:spacing w:after="60"/>
+        <w:spacing w:after="80"/>
         <w:ind w:left="312" w:hanging="142"/>
       </w:pPr>
       <w:r>
@@ -6421,7 +6547,7 @@
     <w:p>
       <w:pPr>
         <w:pStyle w:val="ListBullet"/>
-        <w:spacing w:after="60"/>
+        <w:spacing w:after="80"/>
         <w:ind w:left="312" w:hanging="142"/>
       </w:pPr>
       <w:r>
@@ -6437,7 +6563,7 @@
     <w:p>
       <w:pPr>
         <w:pStyle w:val="ListBullet"/>
-        <w:spacing w:after="60"/>
+        <w:spacing w:after="80"/>
         <w:ind w:left="312" w:hanging="142"/>
       </w:pPr>
       <w:r>
@@ -6453,16 +6579,22 @@
     <w:p>
       <w:pPr>
         <w:pStyle w:val="Heading1"/>
-        <w:spacing w:before="200" w:after="80"/>
+        <w:spacing w:after="80"/>
       </w:pPr>
       <w:r>
+        <w:rPr>
+          <w:rFonts w:ascii="Yu Gothic" w:hAnsi="Yu Gothic" w:eastAsia="Yu Gothic"/>
+          <w:b w:val="0"/>
+          <w:color w:val="111827"/>
+          <w:sz w:val="20"/>
+        </w:rPr>
         <w:t>13. 在庫・引当・出荷設計</w:t>
       </w:r>
     </w:p>
     <w:p>
       <w:pPr>
         <w:pStyle w:val="ListBullet"/>
-        <w:spacing w:after="60"/>
+        <w:spacing w:after="80"/>
         <w:ind w:left="312" w:hanging="142"/>
       </w:pPr>
       <w:r>
@@ -6478,7 +6610,7 @@
     <w:p>
       <w:pPr>
         <w:pStyle w:val="ListBullet"/>
-        <w:spacing w:after="60"/>
+        <w:spacing w:after="80"/>
         <w:ind w:left="312" w:hanging="142"/>
       </w:pPr>
       <w:r>
@@ -6494,7 +6626,7 @@
     <w:p>
       <w:pPr>
         <w:pStyle w:val="ListBullet"/>
-        <w:spacing w:after="60"/>
+        <w:spacing w:after="80"/>
         <w:ind w:left="312" w:hanging="142"/>
       </w:pPr>
       <w:r>
@@ -6510,7 +6642,7 @@
     <w:p>
       <w:pPr>
         <w:pStyle w:val="ListBullet"/>
-        <w:spacing w:after="60"/>
+        <w:spacing w:after="80"/>
         <w:ind w:left="312" w:hanging="142"/>
       </w:pPr>
       <w:r>
@@ -6526,7 +6658,7 @@
     <w:p>
       <w:pPr>
         <w:pStyle w:val="ListBullet"/>
-        <w:spacing w:after="60"/>
+        <w:spacing w:after="80"/>
         <w:ind w:left="312" w:hanging="142"/>
       </w:pPr>
       <w:r>
@@ -6542,7 +6674,7 @@
     <w:p>
       <w:pPr>
         <w:pStyle w:val="ListBullet"/>
-        <w:spacing w:after="60"/>
+        <w:spacing w:after="80"/>
         <w:ind w:left="312" w:hanging="142"/>
       </w:pPr>
       <w:r>
@@ -6552,22 +6684,46 @@
           <w:color w:val="111827"/>
           <w:sz w:val="20"/>
         </w:rPr>
-        <w:t>在庫引当後の未出荷数量は `inventory_allocations.allocated_amount - shipped_amount` で管理する。</w:t>
+        <w:t xml:space="preserve">在庫引当後の未出荷数量は </w:t>
+      </w:r>
+      <w:r>
+        <w:rPr>
+          <w:rFonts w:ascii="Consolas" w:hAnsi="Consolas" w:eastAsia="Consolas"/>
+          <w:b w:val="0"/>
+          <w:color w:val="1F2937"/>
+          <w:sz w:val="18"/>
+        </w:rPr>
+        <w:t>inventory_allocations.allocated_amount - shipped_amount</w:t>
+      </w:r>
+      <w:r>
+        <w:rPr>
+          <w:rFonts w:ascii="Yu Gothic" w:hAnsi="Yu Gothic" w:eastAsia="Yu Gothic"/>
+          <w:b w:val="0"/>
+          <w:color w:val="111827"/>
+          <w:sz w:val="20"/>
+        </w:rPr>
+        <w:t xml:space="preserve"> で管理する。</w:t>
       </w:r>
     </w:p>
     <w:p>
       <w:pPr>
         <w:pStyle w:val="Heading1"/>
-        <w:spacing w:before="200" w:after="80"/>
+        <w:spacing w:after="80"/>
       </w:pPr>
       <w:r>
+        <w:rPr>
+          <w:rFonts w:ascii="Yu Gothic" w:hAnsi="Yu Gothic" w:eastAsia="Yu Gothic"/>
+          <w:b w:val="0"/>
+          <w:color w:val="111827"/>
+          <w:sz w:val="20"/>
+        </w:rPr>
         <w:t>14. 工程・ガント設計</w:t>
       </w:r>
     </w:p>
     <w:p>
       <w:pPr>
         <w:pStyle w:val="ListBullet"/>
-        <w:spacing w:after="60"/>
+        <w:spacing w:after="80"/>
         <w:ind w:left="312" w:hanging="142"/>
       </w:pPr>
       <w:r>
@@ -6577,13 +6733,31 @@
           <w:color w:val="111827"/>
           <w:sz w:val="20"/>
         </w:rPr>
-        <w:t>製品工程マスタの `overlap_days` を工程の重複日数として使用する。</w:t>
+        <w:t xml:space="preserve">製品工程マスタの </w:t>
+      </w:r>
+      <w:r>
+        <w:rPr>
+          <w:rFonts w:ascii="Consolas" w:hAnsi="Consolas" w:eastAsia="Consolas"/>
+          <w:b w:val="0"/>
+          <w:color w:val="1F2937"/>
+          <w:sz w:val="18"/>
+        </w:rPr>
+        <w:t>overlap_days</w:t>
+      </w:r>
+      <w:r>
+        <w:rPr>
+          <w:rFonts w:ascii="Yu Gothic" w:hAnsi="Yu Gothic" w:eastAsia="Yu Gothic"/>
+          <w:b w:val="0"/>
+          <w:color w:val="111827"/>
+          <w:sz w:val="20"/>
+        </w:rPr>
+        <w:t xml:space="preserve"> を工程の重複日数として使用する。</w:t>
       </w:r>
     </w:p>
     <w:p>
       <w:pPr>
         <w:pStyle w:val="ListBullet"/>
-        <w:spacing w:after="60"/>
+        <w:spacing w:after="80"/>
         <w:ind w:left="312" w:hanging="142"/>
       </w:pPr>
       <w:r>
@@ -6599,7 +6773,7 @@
     <w:p>
       <w:pPr>
         <w:pStyle w:val="ListBullet"/>
-        <w:spacing w:after="60"/>
+        <w:spacing w:after="80"/>
         <w:ind w:left="312" w:hanging="142"/>
       </w:pPr>
       <w:r>
@@ -6615,7 +6789,7 @@
     <w:p>
       <w:pPr>
         <w:pStyle w:val="ListBullet"/>
-        <w:spacing w:after="60"/>
+        <w:spacing w:after="80"/>
         <w:ind w:left="312" w:hanging="142"/>
       </w:pPr>
       <w:r>
@@ -6631,7 +6805,7 @@
     <w:p>
       <w:pPr>
         <w:pStyle w:val="ListBullet"/>
-        <w:spacing w:after="60"/>
+        <w:spacing w:after="80"/>
         <w:ind w:left="312" w:hanging="142"/>
       </w:pPr>
       <w:r>
@@ -6647,7 +6821,7 @@
     <w:p>
       <w:pPr>
         <w:pStyle w:val="ListBullet"/>
-        <w:spacing w:after="60"/>
+        <w:spacing w:after="80"/>
         <w:ind w:left="312" w:hanging="142"/>
       </w:pPr>
       <w:r>
@@ -6663,9 +6837,15 @@
     <w:p>
       <w:pPr>
         <w:pStyle w:val="Heading1"/>
-        <w:spacing w:before="200" w:after="80"/>
+        <w:spacing w:after="80"/>
       </w:pPr>
       <w:r>
+        <w:rPr>
+          <w:rFonts w:ascii="Yu Gothic" w:hAnsi="Yu Gothic" w:eastAsia="Yu Gothic"/>
+          <w:b w:val="0"/>
+          <w:color w:val="111827"/>
+          <w:sz w:val="20"/>
+        </w:rPr>
         <w:t>15. 実装対象ファイル</w:t>
       </w:r>
     </w:p>
@@ -6678,13 +6858,13 @@
         <w:tblLook w:firstColumn="1" w:firstRow="1" w:lastColumn="0" w:lastRow="0" w:noHBand="0" w:noVBand="1" w:val="04A0"/>
       </w:tblPr>
       <w:tblGrid>
-        <w:gridCol w:w="5100"/>
-        <w:gridCol w:w="5100"/>
+        <w:gridCol w:w="4986"/>
+        <w:gridCol w:w="4986"/>
       </w:tblGrid>
       <w:tr>
         <w:tc>
           <w:tcPr>
-            <w:tcW w:type="dxa" w:w="5100"/>
+            <w:tcW w:type="dxa" w:w="4986"/>
             <w:vAlign w:val="center"/>
             <w:shd w:fill="E8EEF5"/>
           </w:tcPr>
@@ -6706,7 +6886,7 @@
         </w:tc>
         <w:tc>
           <w:tcPr>
-            <w:tcW w:type="dxa" w:w="5100"/>
+            <w:tcW w:type="dxa" w:w="4986"/>
             <w:vAlign w:val="center"/>
             <w:shd w:fill="E8EEF5"/>
           </w:tcPr>
@@ -6730,7 +6910,7 @@
       <w:tr>
         <w:tc>
           <w:tcPr>
-            <w:tcW w:type="dxa" w:w="5100"/>
+            <w:tcW w:type="dxa" w:w="4986"/>
             <w:vAlign w:val="center"/>
           </w:tcPr>
           <w:p>
@@ -6751,7 +6931,7 @@
         </w:tc>
         <w:tc>
           <w:tcPr>
-            <w:tcW w:type="dxa" w:w="5100"/>
+            <w:tcW w:type="dxa" w:w="4986"/>
             <w:vAlign w:val="center"/>
           </w:tcPr>
           <w:p>
@@ -6774,7 +6954,7 @@
       <w:tr>
         <w:tc>
           <w:tcPr>
-            <w:tcW w:type="dxa" w:w="5100"/>
+            <w:tcW w:type="dxa" w:w="4986"/>
             <w:vAlign w:val="center"/>
           </w:tcPr>
           <w:p>
@@ -6795,7 +6975,7 @@
         </w:tc>
         <w:tc>
           <w:tcPr>
-            <w:tcW w:type="dxa" w:w="5100"/>
+            <w:tcW w:type="dxa" w:w="4986"/>
             <w:vAlign w:val="center"/>
           </w:tcPr>
           <w:p>
@@ -6818,7 +6998,7 @@
       <w:tr>
         <w:tc>
           <w:tcPr>
-            <w:tcW w:type="dxa" w:w="5100"/>
+            <w:tcW w:type="dxa" w:w="4986"/>
             <w:vAlign w:val="center"/>
           </w:tcPr>
           <w:p>
@@ -6839,7 +7019,7 @@
         </w:tc>
         <w:tc>
           <w:tcPr>
-            <w:tcW w:type="dxa" w:w="5100"/>
+            <w:tcW w:type="dxa" w:w="4986"/>
             <w:vAlign w:val="center"/>
           </w:tcPr>
           <w:p>
@@ -6862,7 +7042,7 @@
       <w:tr>
         <w:tc>
           <w:tcPr>
-            <w:tcW w:type="dxa" w:w="5100"/>
+            <w:tcW w:type="dxa" w:w="4986"/>
             <w:vAlign w:val="center"/>
           </w:tcPr>
           <w:p>
@@ -6883,7 +7063,7 @@
         </w:tc>
         <w:tc>
           <w:tcPr>
-            <w:tcW w:type="dxa" w:w="5100"/>
+            <w:tcW w:type="dxa" w:w="4986"/>
             <w:vAlign w:val="center"/>
           </w:tcPr>
           <w:p>
@@ -6906,7 +7086,7 @@
       <w:tr>
         <w:tc>
           <w:tcPr>
-            <w:tcW w:type="dxa" w:w="5100"/>
+            <w:tcW w:type="dxa" w:w="4986"/>
             <w:vAlign w:val="center"/>
           </w:tcPr>
           <w:p>
@@ -6927,7 +7107,7 @@
         </w:tc>
         <w:tc>
           <w:tcPr>
-            <w:tcW w:type="dxa" w:w="5100"/>
+            <w:tcW w:type="dxa" w:w="4986"/>
             <w:vAlign w:val="center"/>
           </w:tcPr>
           <w:p>
@@ -6950,7 +7130,7 @@
       <w:tr>
         <w:tc>
           <w:tcPr>
-            <w:tcW w:type="dxa" w:w="5100"/>
+            <w:tcW w:type="dxa" w:w="4986"/>
             <w:vAlign w:val="center"/>
           </w:tcPr>
           <w:p>
@@ -6971,7 +7151,7 @@
         </w:tc>
         <w:tc>
           <w:tcPr>
-            <w:tcW w:type="dxa" w:w="5100"/>
+            <w:tcW w:type="dxa" w:w="4986"/>
             <w:vAlign w:val="center"/>
           </w:tcPr>
           <w:p>
@@ -6994,7 +7174,7 @@
       <w:tr>
         <w:tc>
           <w:tcPr>
-            <w:tcW w:type="dxa" w:w="5100"/>
+            <w:tcW w:type="dxa" w:w="4986"/>
             <w:vAlign w:val="center"/>
           </w:tcPr>
           <w:p>
@@ -7015,7 +7195,7 @@
         </w:tc>
         <w:tc>
           <w:tcPr>
-            <w:tcW w:type="dxa" w:w="5100"/>
+            <w:tcW w:type="dxa" w:w="4986"/>
             <w:vAlign w:val="center"/>
           </w:tcPr>
           <w:p>
@@ -7038,7 +7218,7 @@
       <w:tr>
         <w:tc>
           <w:tcPr>
-            <w:tcW w:type="dxa" w:w="5100"/>
+            <w:tcW w:type="dxa" w:w="4986"/>
             <w:vAlign w:val="center"/>
           </w:tcPr>
           <w:p>
@@ -7059,7 +7239,7 @@
         </w:tc>
         <w:tc>
           <w:tcPr>
-            <w:tcW w:type="dxa" w:w="5100"/>
+            <w:tcW w:type="dxa" w:w="4986"/>
             <w:vAlign w:val="center"/>
           </w:tcPr>
           <w:p>
@@ -7084,16 +7264,22 @@
     <w:p>
       <w:pPr>
         <w:pStyle w:val="Heading1"/>
-        <w:spacing w:before="200" w:after="80"/>
+        <w:spacing w:after="80"/>
       </w:pPr>
       <w:r>
+        <w:rPr>
+          <w:rFonts w:ascii="Yu Gothic" w:hAnsi="Yu Gothic" w:eastAsia="Yu Gothic"/>
+          <w:b w:val="0"/>
+          <w:color w:val="111827"/>
+          <w:sz w:val="20"/>
+        </w:rPr>
         <w:t>16. 実装上の注意</w:t>
       </w:r>
     </w:p>
     <w:p>
       <w:pPr>
         <w:pStyle w:val="ListBullet"/>
-        <w:spacing w:after="60"/>
+        <w:spacing w:after="80"/>
         <w:ind w:left="312" w:hanging="142"/>
       </w:pPr>
       <w:r>
@@ -7109,7 +7295,7 @@
     <w:p>
       <w:pPr>
         <w:pStyle w:val="ListBullet"/>
-        <w:spacing w:after="60"/>
+        <w:spacing w:after="80"/>
         <w:ind w:left="312" w:hanging="142"/>
       </w:pPr>
       <w:r>
@@ -7125,7 +7311,7 @@
     <w:p>
       <w:pPr>
         <w:pStyle w:val="ListBullet"/>
-        <w:spacing w:after="60"/>
+        <w:spacing w:after="80"/>
         <w:ind w:left="312" w:hanging="142"/>
       </w:pPr>
       <w:r>
@@ -7141,7 +7327,7 @@
     <w:p>
       <w:pPr>
         <w:pStyle w:val="ListBullet"/>
-        <w:spacing w:after="60"/>
+        <w:spacing w:after="80"/>
         <w:ind w:left="312" w:hanging="142"/>
       </w:pPr>
       <w:r>
@@ -7157,7 +7343,7 @@
     <w:p>
       <w:pPr>
         <w:pStyle w:val="ListBullet"/>
-        <w:spacing w:after="60"/>
+        <w:spacing w:after="80"/>
         <w:ind w:left="312" w:hanging="142"/>
       </w:pPr>
       <w:r>
@@ -7173,7 +7359,7 @@
     <w:p>
       <w:pPr>
         <w:pStyle w:val="ListBullet"/>
-        <w:spacing w:after="60"/>
+        <w:spacing w:after="80"/>
         <w:ind w:left="312" w:hanging="142"/>
       </w:pPr>
       <w:r>
@@ -7189,7 +7375,7 @@
     <w:p>
       <w:pPr>
         <w:pStyle w:val="ListBullet"/>
-        <w:spacing w:after="60"/>
+        <w:spacing w:after="80"/>
         <w:ind w:left="312" w:hanging="142"/>
       </w:pPr>
       <w:r>
@@ -7205,9 +7391,15 @@
     <w:p>
       <w:pPr>
         <w:pStyle w:val="Heading1"/>
-        <w:spacing w:before="200" w:after="80"/>
+        <w:spacing w:after="80"/>
       </w:pPr>
       <w:r>
+        <w:rPr>
+          <w:rFonts w:ascii="Yu Gothic" w:hAnsi="Yu Gothic" w:eastAsia="Yu Gothic"/>
+          <w:b w:val="0"/>
+          <w:color w:val="111827"/>
+          <w:sz w:val="20"/>
+        </w:rPr>
         <w:t>17. テスト観点</w:t>
       </w:r>
     </w:p>
@@ -7220,13 +7412,13 @@
         <w:tblLook w:firstColumn="1" w:firstRow="1" w:lastColumn="0" w:lastRow="0" w:noHBand="0" w:noVBand="1" w:val="04A0"/>
       </w:tblPr>
       <w:tblGrid>
-        <w:gridCol w:w="5100"/>
-        <w:gridCol w:w="5100"/>
+        <w:gridCol w:w="4986"/>
+        <w:gridCol w:w="4986"/>
       </w:tblGrid>
       <w:tr>
         <w:tc>
           <w:tcPr>
-            <w:tcW w:type="dxa" w:w="5100"/>
+            <w:tcW w:type="dxa" w:w="4986"/>
             <w:vAlign w:val="center"/>
             <w:shd w:fill="E8EEF5"/>
           </w:tcPr>
@@ -7248,7 +7440,7 @@
         </w:tc>
         <w:tc>
           <w:tcPr>
-            <w:tcW w:type="dxa" w:w="5100"/>
+            <w:tcW w:type="dxa" w:w="4986"/>
             <w:vAlign w:val="center"/>
             <w:shd w:fill="E8EEF5"/>
           </w:tcPr>
@@ -7272,7 +7464,7 @@
       <w:tr>
         <w:tc>
           <w:tcPr>
-            <w:tcW w:type="dxa" w:w="5100"/>
+            <w:tcW w:type="dxa" w:w="4986"/>
             <w:vAlign w:val="center"/>
           </w:tcPr>
           <w:p>
@@ -7293,7 +7485,7 @@
         </w:tc>
         <w:tc>
           <w:tcPr>
-            <w:tcW w:type="dxa" w:w="5100"/>
+            <w:tcW w:type="dxa" w:w="4986"/>
             <w:vAlign w:val="center"/>
           </w:tcPr>
           <w:p>
@@ -7316,7 +7508,7 @@
       <w:tr>
         <w:tc>
           <w:tcPr>
-            <w:tcW w:type="dxa" w:w="5100"/>
+            <w:tcW w:type="dxa" w:w="4986"/>
             <w:vAlign w:val="center"/>
           </w:tcPr>
           <w:p>
@@ -7337,7 +7529,7 @@
         </w:tc>
         <w:tc>
           <w:tcPr>
-            <w:tcW w:type="dxa" w:w="5100"/>
+            <w:tcW w:type="dxa" w:w="4986"/>
             <w:vAlign w:val="center"/>
           </w:tcPr>
           <w:p>
@@ -7360,7 +7552,7 @@
       <w:tr>
         <w:tc>
           <w:tcPr>
-            <w:tcW w:type="dxa" w:w="5100"/>
+            <w:tcW w:type="dxa" w:w="4986"/>
             <w:vAlign w:val="center"/>
           </w:tcPr>
           <w:p>
@@ -7381,7 +7573,7 @@
         </w:tc>
         <w:tc>
           <w:tcPr>
-            <w:tcW w:type="dxa" w:w="5100"/>
+            <w:tcW w:type="dxa" w:w="4986"/>
             <w:vAlign w:val="center"/>
           </w:tcPr>
           <w:p>
@@ -7404,7 +7596,7 @@
       <w:tr>
         <w:tc>
           <w:tcPr>
-            <w:tcW w:type="dxa" w:w="5100"/>
+            <w:tcW w:type="dxa" w:w="4986"/>
             <w:vAlign w:val="center"/>
           </w:tcPr>
           <w:p>
@@ -7425,7 +7617,7 @@
         </w:tc>
         <w:tc>
           <w:tcPr>
-            <w:tcW w:type="dxa" w:w="5100"/>
+            <w:tcW w:type="dxa" w:w="4986"/>
             <w:vAlign w:val="center"/>
           </w:tcPr>
           <w:p>
@@ -7448,7 +7640,7 @@
       <w:tr>
         <w:tc>
           <w:tcPr>
-            <w:tcW w:type="dxa" w:w="5100"/>
+            <w:tcW w:type="dxa" w:w="4986"/>
             <w:vAlign w:val="center"/>
           </w:tcPr>
           <w:p>
@@ -7469,7 +7661,7 @@
         </w:tc>
         <w:tc>
           <w:tcPr>
-            <w:tcW w:type="dxa" w:w="5100"/>
+            <w:tcW w:type="dxa" w:w="4986"/>
             <w:vAlign w:val="center"/>
           </w:tcPr>
           <w:p>
@@ -7492,7 +7684,7 @@
       <w:tr>
         <w:tc>
           <w:tcPr>
-            <w:tcW w:type="dxa" w:w="5100"/>
+            <w:tcW w:type="dxa" w:w="4986"/>
             <w:vAlign w:val="center"/>
           </w:tcPr>
           <w:p>
@@ -7513,7 +7705,7 @@
         </w:tc>
         <w:tc>
           <w:tcPr>
-            <w:tcW w:type="dxa" w:w="5100"/>
+            <w:tcW w:type="dxa" w:w="4986"/>
             <w:vAlign w:val="center"/>
           </w:tcPr>
           <w:p>
@@ -7536,7 +7728,7 @@
       <w:tr>
         <w:tc>
           <w:tcPr>
-            <w:tcW w:type="dxa" w:w="5100"/>
+            <w:tcW w:type="dxa" w:w="4986"/>
             <w:vAlign w:val="center"/>
           </w:tcPr>
           <w:p>
@@ -7557,7 +7749,7 @@
         </w:tc>
         <w:tc>
           <w:tcPr>
-            <w:tcW w:type="dxa" w:w="5100"/>
+            <w:tcW w:type="dxa" w:w="4986"/>
             <w:vAlign w:val="center"/>
           </w:tcPr>
           <w:p>
@@ -7580,7 +7772,7 @@
       <w:tr>
         <w:tc>
           <w:tcPr>
-            <w:tcW w:type="dxa" w:w="5100"/>
+            <w:tcW w:type="dxa" w:w="4986"/>
             <w:vAlign w:val="center"/>
           </w:tcPr>
           <w:p>
@@ -7601,7 +7793,7 @@
         </w:tc>
         <w:tc>
           <w:tcPr>
-            <w:tcW w:type="dxa" w:w="5100"/>
+            <w:tcW w:type="dxa" w:w="4986"/>
             <w:vAlign w:val="center"/>
           </w:tcPr>
           <w:p>
@@ -7624,7 +7816,7 @@
       <w:tr>
         <w:tc>
           <w:tcPr>
-            <w:tcW w:type="dxa" w:w="5100"/>
+            <w:tcW w:type="dxa" w:w="4986"/>
             <w:vAlign w:val="center"/>
           </w:tcPr>
           <w:p>
@@ -7645,7 +7837,7 @@
         </w:tc>
         <w:tc>
           <w:tcPr>
-            <w:tcW w:type="dxa" w:w="5100"/>
+            <w:tcW w:type="dxa" w:w="4986"/>
             <w:vAlign w:val="center"/>
           </w:tcPr>
           <w:p>
@@ -7668,7 +7860,7 @@
       <w:tr>
         <w:tc>
           <w:tcPr>
-            <w:tcW w:type="dxa" w:w="5100"/>
+            <w:tcW w:type="dxa" w:w="4986"/>
             <w:vAlign w:val="center"/>
           </w:tcPr>
           <w:p>
@@ -7689,7 +7881,7 @@
         </w:tc>
         <w:tc>
           <w:tcPr>
-            <w:tcW w:type="dxa" w:w="5100"/>
+            <w:tcW w:type="dxa" w:w="4986"/>
             <w:vAlign w:val="center"/>
           </w:tcPr>
           <w:p>
@@ -7714,16 +7906,22 @@
     <w:p>
       <w:pPr>
         <w:pStyle w:val="Heading1"/>
-        <w:spacing w:before="200" w:after="80"/>
+        <w:spacing w:after="80"/>
       </w:pPr>
       <w:r>
+        <w:rPr>
+          <w:rFonts w:ascii="Yu Gothic" w:hAnsi="Yu Gothic" w:eastAsia="Yu Gothic"/>
+          <w:b w:val="0"/>
+          <w:color w:val="111827"/>
+          <w:sz w:val="20"/>
+        </w:rPr>
         <w:t>18. 未確定事項</w:t>
       </w:r>
     </w:p>
     <w:p>
       <w:pPr>
         <w:pStyle w:val="ListBullet"/>
-        <w:spacing w:after="60"/>
+        <w:spacing w:after="80"/>
         <w:ind w:left="312" w:hanging="142"/>
       </w:pPr>
       <w:r>
@@ -7739,7 +7937,7 @@
     <w:p>
       <w:pPr>
         <w:pStyle w:val="ListBullet"/>
-        <w:spacing w:after="60"/>
+        <w:spacing w:after="80"/>
         <w:ind w:left="312" w:hanging="142"/>
       </w:pPr>
       <w:r>
@@ -7755,16 +7953,22 @@
     <w:p>
       <w:pPr>
         <w:pStyle w:val="Heading1"/>
-        <w:spacing w:before="200" w:after="80"/>
+        <w:spacing w:after="80"/>
       </w:pPr>
       <w:r>
+        <w:rPr>
+          <w:rFonts w:ascii="Yu Gothic" w:hAnsi="Yu Gothic" w:eastAsia="Yu Gothic"/>
+          <w:b w:val="0"/>
+          <w:color w:val="111827"/>
+          <w:sz w:val="20"/>
+        </w:rPr>
         <w:t>19. 次工程</w:t>
       </w:r>
     </w:p>
     <w:p>
       <w:pPr>
         <w:pStyle w:val="ListBullet"/>
-        <w:spacing w:after="60"/>
+        <w:spacing w:after="80"/>
         <w:ind w:left="312" w:hanging="142"/>
       </w:pPr>
       <w:r>
@@ -7780,7 +7984,7 @@
     <w:p>
       <w:pPr>
         <w:pStyle w:val="ListBullet"/>
-        <w:spacing w:after="60"/>
+        <w:spacing w:after="80"/>
         <w:ind w:left="312" w:hanging="142"/>
       </w:pPr>
       <w:r>
@@ -7796,7 +8000,7 @@
     <w:p>
       <w:pPr>
         <w:pStyle w:val="ListBullet"/>
-        <w:spacing w:after="60"/>
+        <w:spacing w:after="80"/>
         <w:ind w:left="312" w:hanging="142"/>
       </w:pPr>
       <w:r>
@@ -7812,7 +8016,7 @@
     <w:p>
       <w:pPr>
         <w:pStyle w:val="ListBullet"/>
-        <w:spacing w:after="60"/>
+        <w:spacing w:after="80"/>
         <w:ind w:left="312" w:hanging="142"/>
       </w:pPr>
       <w:r>
@@ -7828,7 +8032,7 @@
     <w:p>
       <w:pPr>
         <w:pStyle w:val="ListBullet"/>
-        <w:spacing w:after="60"/>
+        <w:spacing w:after="80"/>
         <w:ind w:left="312" w:hanging="142"/>
       </w:pPr>
       <w:r>
@@ -7844,7 +8048,7 @@
     <w:p>
       <w:pPr>
         <w:pStyle w:val="ListBullet"/>
-        <w:spacing w:after="60"/>
+        <w:spacing w:after="80"/>
         <w:ind w:left="312" w:hanging="142"/>
       </w:pPr>
       <w:r>
@@ -7857,135 +8061,35 @@
         <w:t>結合テスト</w:t>
       </w:r>
     </w:p>
-    <w:p>
-      <w:pPr>
-        <w:pStyle w:val="Heading1"/>
-        <w:spacing w:before="200" w:after="80"/>
-      </w:pPr>
-      <w:r>
-        <w:t>20. 次のAIへの引き継ぎ事項</w:t>
-      </w:r>
-    </w:p>
-    <w:p>
-      <w:pPr>
-        <w:pStyle w:val="ListBullet"/>
-        <w:spacing w:after="60"/>
-        <w:ind w:left="312" w:hanging="142"/>
-      </w:pPr>
-      <w:r>
-        <w:rPr>
-          <w:rFonts w:ascii="Yu Gothic" w:hAnsi="Yu Gothic" w:eastAsia="Yu Gothic"/>
-          <w:b w:val="0"/>
-          <w:color w:val="111827"/>
-          <w:sz w:val="20"/>
-        </w:rPr>
-        <w:t>要件定義は確定済み。未確定事項はなし。</w:t>
-      </w:r>
-    </w:p>
-    <w:p>
-      <w:pPr>
-        <w:pStyle w:val="ListBullet"/>
-        <w:spacing w:after="60"/>
-        <w:ind w:left="312" w:hanging="142"/>
-      </w:pPr>
-      <w:r>
-        <w:rPr>
-          <w:rFonts w:ascii="Yu Gothic" w:hAnsi="Yu Gothic" w:eastAsia="Yu Gothic"/>
-          <w:b w:val="0"/>
-          <w:color w:val="111827"/>
-          <w:sz w:val="20"/>
-        </w:rPr>
-        <w:t>進捗管理は工程ごとの累計ではなく、ロット別の現在数量を表示する。</w:t>
-      </w:r>
-    </w:p>
-    <w:p>
-      <w:pPr>
-        <w:pStyle w:val="ListBullet"/>
-        <w:spacing w:after="60"/>
-        <w:ind w:left="312" w:hanging="142"/>
-      </w:pPr>
-      <w:r>
-        <w:rPr>
-          <w:rFonts w:ascii="Yu Gothic" w:hAnsi="Yu Gothic" w:eastAsia="Yu Gothic"/>
-          <w:b w:val="0"/>
-          <w:color w:val="111827"/>
-          <w:sz w:val="20"/>
-        </w:rPr>
-        <w:t>製造・洗浄はDB上では別工程、画面上だけ統合表示する。</w:t>
-      </w:r>
-    </w:p>
-    <w:p>
-      <w:pPr>
-        <w:pStyle w:val="ListBullet"/>
-        <w:spacing w:after="60"/>
-        <w:ind w:left="312" w:hanging="142"/>
-      </w:pPr>
-      <w:r>
-        <w:rPr>
-          <w:rFonts w:ascii="Yu Gothic" w:hAnsi="Yu Gothic" w:eastAsia="Yu Gothic"/>
-          <w:b w:val="0"/>
-          <w:color w:val="111827"/>
-          <w:sz w:val="20"/>
-        </w:rPr>
-        <w:t>製造工程でロットを確定し、実績登録完了時に生産数量だけを次工程へ自動移動する。</w:t>
-      </w:r>
-    </w:p>
-    <w:p>
-      <w:pPr>
-        <w:pStyle w:val="ListBullet"/>
-        <w:spacing w:after="60"/>
-        <w:ind w:left="312" w:hanging="142"/>
-      </w:pPr>
-      <w:r>
-        <w:rPr>
-          <w:rFonts w:ascii="Yu Gothic" w:hAnsi="Yu Gothic" w:eastAsia="Yu Gothic"/>
-          <w:b w:val="0"/>
-          <w:color w:val="111827"/>
-          <w:sz w:val="20"/>
-        </w:rPr>
-        <w:t>超過生産分は在庫として扱い、引当可能。ただし受注に対する引当と出荷は受注数量を上限とする。</w:t>
-      </w:r>
-    </w:p>
-    <w:p>
-      <w:pPr>
-        <w:pStyle w:val="ListBullet"/>
-        <w:spacing w:after="60"/>
-        <w:ind w:left="312" w:hanging="142"/>
-      </w:pPr>
-      <w:r>
-        <w:rPr>
-          <w:rFonts w:ascii="Yu Gothic" w:hAnsi="Yu Gothic" w:eastAsia="Yu Gothic"/>
-          <w:b w:val="0"/>
-          <w:color w:val="111827"/>
-          <w:sz w:val="20"/>
-        </w:rPr>
-        <w:t>部署別生産予定は部署のみで絞り込む。</w:t>
-      </w:r>
-    </w:p>
-    <w:p>
-      <w:pPr>
-        <w:pStyle w:val="ListBullet"/>
-        <w:spacing w:after="60"/>
-        <w:ind w:left="312" w:hanging="142"/>
-      </w:pPr>
-      <w:r>
-        <w:rPr>
-          <w:rFonts w:ascii="Yu Gothic" w:hAnsi="Yu Gothic" w:eastAsia="Yu Gothic"/>
-          <w:b w:val="0"/>
-          <w:color w:val="111827"/>
-          <w:sz w:val="20"/>
-        </w:rPr>
-        <w:t>直接編集履歴は既存履歴テーブルを利用し、不足時は最小項目を追加する。</w:t>
-      </w:r>
-    </w:p>
     <w:sectPr>
+      <w:footerReference w:type="default" r:id="rId16"/>
       <w:pgSz w:w="12240" w:h="15840"/>
-      <w:pgMar w:top="1020" w:right="1020" w:bottom="1020" w:left="1020" w:header="720" w:footer="720" w:gutter="0"/>
+      <w:pgMar w:top="1134" w:right="1134" w:bottom="1134" w:left="1134" w:header="720" w:footer="720" w:gutter="0"/>
       <w:cols w:space="720"/>
       <w:docGrid w:linePitch="360"/>
     </w:sectPr>
   </w:body>
 </w:document>
+</file>
+
+<file path=word/footer1.xml><?xml version="1.0" encoding="utf-8"?>
+<w:ftr xmlns:m="http://schemas.openxmlformats.org/officeDocument/2006/math" xmlns:mc="http://schemas.openxmlformats.org/markup-compatibility/2006" xmlns:mo="http://schemas.microsoft.com/office/mac/office/2008/main" xmlns:mv="urn:schemas-microsoft-com:mac:vml" xmlns:o="urn:schemas-microsoft-com:office:office" xmlns:r="http://schemas.openxmlformats.org/officeDocument/2006/relationships" xmlns:v="urn:schemas-microsoft-com:vml" xmlns:w10="urn:schemas-microsoft-com:office:word" xmlns:w14="http://schemas.microsoft.com/office/word/2010/wordml" xmlns:w="http://schemas.openxmlformats.org/wordprocessingml/2006/main" xmlns:wne="http://schemas.microsoft.com/office/word/2006/wordml" xmlns:wp14="http://schemas.microsoft.com/office/word/2010/wordprocessingDrawing" xmlns:wp="http://schemas.openxmlformats.org/drawingml/2006/wordprocessingDrawing" xmlns:wpc="http://schemas.microsoft.com/office/word/2010/wordprocessingCanvas" xmlns:wpg="http://schemas.microsoft.com/office/word/2010/wordprocessingGroup" xmlns:wpi="http://schemas.microsoft.com/office/word/2010/wordprocessingInk" xmlns:wps="http://schemas.microsoft.com/office/word/2010/wordprocessingShape" mc:Ignorable="w14 wp14">
+  <w:p>
+    <w:pPr>
+      <w:pStyle w:val="Footer"/>
+      <w:jc w:val="right"/>
+    </w:pPr>
+    <w:r>
+      <w:rPr>
+        <w:rFonts w:ascii="Yu Gothic" w:hAnsi="Yu Gothic" w:eastAsia="Yu Gothic"/>
+        <w:b w:val="0"/>
+        <w:color w:val="6B7280"/>
+        <w:sz w:val="16"/>
+      </w:rPr>
+      <w:t>kawane-app system design / 2026-08-19</w:t>
+    </w:r>
+  </w:p>
+</w:ftr>
 </file>
 
 <file path=word/numbering.xml><?xml version="1.0" encoding="utf-8"?>
@@ -8353,6 +8457,8 @@
     <w:rsid w:val="00FC693F"/>
     <w:rPr>
       <w:rFonts w:ascii="Yu Gothic" w:hAnsi="Yu Gothic" w:eastAsia="Yu Gothic"/>
+      <w:b w:val="0"/>
+      <w:color w:val="111827"/>
       <w:sz w:val="20"/>
     </w:rPr>
   </w:style>
@@ -8418,7 +8524,7 @@
       <w:rFonts w:asciiTheme="majorHAnsi" w:eastAsiaTheme="majorEastAsia" w:hAnsiTheme="majorHAnsi" w:cstheme="majorBidi" w:ascii="Yu Gothic" w:hAnsi="Yu Gothic" w:eastAsia="Yu Gothic"/>
       <w:b/>
       <w:bCs/>
-      <w:color w:val="2E74B5"/>
+      <w:color w:val="1F4D78"/>
       <w:sz w:val="32"/>
       <w:szCs w:val="28"/>
     </w:rPr>
@@ -8442,7 +8548,7 @@
       <w:rFonts w:asciiTheme="majorHAnsi" w:eastAsiaTheme="majorEastAsia" w:hAnsiTheme="majorHAnsi" w:cstheme="majorBidi" w:ascii="Yu Gothic" w:hAnsi="Yu Gothic" w:eastAsia="Yu Gothic"/>
       <w:b/>
       <w:bCs/>
-      <w:color w:val="2E74B5"/>
+      <w:color w:val="2563EB"/>
       <w:sz w:val="26"/>
       <w:szCs w:val="26"/>
     </w:rPr>
@@ -8467,7 +8573,7 @@
       <w:b/>
       <w:bCs/>
       <w:color w:val="1F4D78"/>
-      <w:sz w:val="24"/>
+      <w:sz w:val="23"/>
     </w:rPr>
   </w:style>
   <w:style w:type="paragraph" w:styleId="Heading4">
